--- a/video-film-editing/output/05 3.3b Nota Pembelajaran (Kertas Penerangan)/Core Abilities L1-L3 (format JPK)/KP-CA-22 KP3.2 TINDAK BALAS TERHADAP SITUASI LUAR BIASA (IT-072).docx
+++ b/video-film-editing/output/05 3.3b Nota Pembelajaran (Kertas Penerangan)/Core Abilities L1-L3 (format JPK)/KP-CA-22 KP3.2 TINDAK BALAS TERHADAP SITUASI LUAR BIASA (IT-072).docx
@@ -2,84 +2,686 @@
 <file path=word/document.xml><?xml version="1.0" encoding="utf-8"?>
 <w:document xmlns:wpc="http://schemas.microsoft.com/office/word/2010/wordprocessingCanvas" xmlns:mo="http://schemas.microsoft.com/office/mac/office/2008/main" xmlns:mc="http://schemas.openxmlformats.org/markup-compatibility/2006" xmlns:mv="urn:schemas-microsoft-com:mac:vml" xmlns:o="urn:schemas-microsoft-com:office:office" xmlns:r="http://schemas.openxmlformats.org/officeDocument/2006/relationships" xmlns:m="http://schemas.openxmlformats.org/officeDocument/2006/math" xmlns:v="urn:schemas-microsoft-com:vml" xmlns:wp14="http://schemas.microsoft.com/office/word/2010/wordprocessingDrawing" xmlns:wp="http://schemas.openxmlformats.org/drawingml/2006/wordprocessingDrawing" xmlns:w10="urn:schemas-microsoft-com:office:word" xmlns:w="http://schemas.openxmlformats.org/wordprocessingml/2006/main" xmlns:w14="http://schemas.microsoft.com/office/word/2010/wordml" xmlns:wpg="http://schemas.microsoft.com/office/word/2010/wordprocessingGroup" xmlns:wpi="http://schemas.microsoft.com/office/word/2010/wordprocessingInk" xmlns:wne="http://schemas.microsoft.com/office/word/2006/wordml" xmlns:wps="http://schemas.microsoft.com/office/word/2010/wordprocessingShape" mc:Ignorable="w14 wp14">
   <w:body>
+    <w:tbl>
+      <w:tblPr>
+        <w:tblW w:type="auto" w:w="0"/>
+        <w:jc w:val="center"/>
+        <w:tblLook w:firstColumn="1" w:firstRow="1" w:lastColumn="0" w:lastRow="0" w:noHBand="0" w:noVBand="1" w:val="04A0"/>
+        <w:tblBorders>
+          <w:top w:val="single" w:sz="4" w:space="0" w:color="000000"/>
+          <w:left w:val="single" w:sz="4" w:space="0" w:color="000000"/>
+          <w:bottom w:val="single" w:sz="4" w:space="0" w:color="000000"/>
+          <w:right w:val="single" w:sz="4" w:space="0" w:color="000000"/>
+          <w:insideH w:val="single" w:sz="4" w:space="0" w:color="000000"/>
+          <w:insideV w:val="single" w:sz="4" w:space="0" w:color="000000"/>
+        </w:tblBorders>
+      </w:tblPr>
+      <w:tblGrid>
+        <w:gridCol w:w="3213"/>
+        <w:gridCol w:w="3213"/>
+        <w:gridCol w:w="3213"/>
+      </w:tblGrid>
+      <w:tr>
+        <w:tc>
+          <w:tcPr>
+            <w:tcW w:type="dxa" w:w="2551"/>
+            <w:vAlign w:val="center"/>
+            <w:tcMar>
+              <w:top w:w="40" w:type="dxa"/>
+              <w:bottom w:w="40" w:type="dxa"/>
+              <w:start w:w="80" w:type="dxa"/>
+              <w:end w:w="80" w:type="dxa"/>
+            </w:tcMar>
+          </w:tcPr>
+          <w:p>
+            <w:pPr>
+              <w:jc w:val="left"/>
+            </w:pPr>
+            <w:r>
+              <w:drawing>
+                <wp:inline xmlns:a="http://schemas.openxmlformats.org/drawingml/2006/main" xmlns:pic="http://schemas.openxmlformats.org/drawingml/2006/picture">
+                  <wp:extent cx="885785" cy="1404000"/>
+                  <wp:docPr id="1" name="Picture 1"/>
+                  <wp:cNvGraphicFramePr>
+                    <a:graphicFrameLocks noChangeAspect="1"/>
+                  </wp:cNvGraphicFramePr>
+                  <a:graphic>
+                    <a:graphicData uri="http://schemas.openxmlformats.org/drawingml/2006/picture">
+                      <pic:pic>
+                        <pic:nvPicPr>
+                          <pic:cNvPr id="0" name="jpk-logo-official.png"/>
+                          <pic:cNvPicPr/>
+                        </pic:nvPicPr>
+                        <pic:blipFill>
+                          <a:blip r:embed="rId13"/>
+                          <a:stretch>
+                            <a:fillRect/>
+                          </a:stretch>
+                        </pic:blipFill>
+                        <pic:spPr>
+                          <a:xfrm>
+                            <a:off x="0" y="0"/>
+                            <a:ext cx="885785" cy="1404000"/>
+                          </a:xfrm>
+                          <a:prstGeom prst="rect"/>
+                        </pic:spPr>
+                      </pic:pic>
+                    </a:graphicData>
+                  </a:graphic>
+                </wp:inline>
+              </w:drawing>
+            </w:r>
+          </w:p>
+        </w:tc>
+        <w:tc>
+          <w:tcPr>
+            <w:tcW w:type="dxa" w:w="2268"/>
+            <w:gridSpan w:val="2"/>
+            <w:tcMar>
+              <w:top w:w="40" w:type="dxa"/>
+              <w:bottom w:w="40" w:type="dxa"/>
+              <w:start w:w="80" w:type="dxa"/>
+              <w:end w:w="80" w:type="dxa"/>
+            </w:tcMar>
+            <w:tcMar>
+              <w:top w:w="40" w:type="dxa"/>
+              <w:bottom w:w="40" w:type="dxa"/>
+              <w:start w:w="80" w:type="dxa"/>
+              <w:end w:w="80" w:type="dxa"/>
+            </w:tcMar>
+          </w:tcPr>
+          <w:p>
+            <w:r/>
+            <w:r>
+              <w:rPr>
+                <w:rFonts w:ascii="Arial" w:hAnsi="Arial"/>
+                <w:b/>
+                <w:sz w:val="22"/>
+              </w:rPr>
+              <w:t>JABATAN PEMBANGUNAN KEMAHIRAN</w:t>
+            </w:r>
+          </w:p>
+          <w:p>
+            <w:r>
+              <w:rPr>
+                <w:rFonts w:ascii="Arial" w:hAnsi="Arial"/>
+                <w:b/>
+                <w:sz w:val="22"/>
+              </w:rPr>
+              <w:t>KEMENTERIAN SUMBER MANUSIA</w:t>
+            </w:r>
+          </w:p>
+          <w:p>
+            <w:r>
+              <w:rPr>
+                <w:rFonts w:ascii="Arial" w:hAnsi="Arial"/>
+                <w:b/>
+                <w:sz w:val="22"/>
+              </w:rPr>
+              <w:t>ARAS 7 &amp; 8 BLOK D4, KOMPLEK D</w:t>
+            </w:r>
+          </w:p>
+          <w:p>
+            <w:r>
+              <w:rPr>
+                <w:rFonts w:ascii="Arial" w:hAnsi="Arial"/>
+                <w:b/>
+                <w:sz w:val="22"/>
+              </w:rPr>
+              <w:t>PUSAT PENTADBIRAN KERAJAAN PERSEKUTUAN</w:t>
+            </w:r>
+          </w:p>
+          <w:p>
+            <w:r>
+              <w:rPr>
+                <w:rFonts w:ascii="Arial" w:hAnsi="Arial"/>
+                <w:b/>
+                <w:sz w:val="22"/>
+              </w:rPr>
+              <w:t>62530 PUTRAJAYA</w:t>
+            </w:r>
+          </w:p>
+          <w:p/>
+          <w:p>
+            <w:r>
+              <w:rPr>
+                <w:rFonts w:ascii="Arial" w:hAnsi="Arial"/>
+                <w:b/>
+                <w:sz w:val="40"/>
+              </w:rPr>
+              <w:t>KERTAS PENERANGAN</w:t>
+            </w:r>
+          </w:p>
+          <w:p>
+            <w:r>
+              <w:rPr>
+                <w:rFonts w:ascii="Arial" w:hAnsi="Arial"/>
+                <w:b/>
+                <w:sz w:val="24"/>
+              </w:rPr>
+              <w:t>(</w:t>
+            </w:r>
+            <w:r>
+              <w:rPr>
+                <w:rFonts w:ascii="Arial" w:hAnsi="Arial"/>
+                <w:b/>
+                <w:i/>
+                <w:sz w:val="24"/>
+              </w:rPr>
+              <w:t>INFORMATION SHEET</w:t>
+            </w:r>
+            <w:r>
+              <w:rPr>
+                <w:rFonts w:ascii="Arial" w:hAnsi="Arial"/>
+                <w:b/>
+                <w:sz w:val="24"/>
+              </w:rPr>
+              <w:t>)</w:t>
+            </w:r>
+          </w:p>
+        </w:tc>
+      </w:tr>
+      <w:tr>
+        <w:tc>
+          <w:tcPr>
+            <w:tcW w:type="dxa" w:w="2551"/>
+            <w:tcMar>
+              <w:top w:w="40" w:type="dxa"/>
+              <w:bottom w:w="40" w:type="dxa"/>
+              <w:start w:w="80" w:type="dxa"/>
+              <w:end w:w="80" w:type="dxa"/>
+            </w:tcMar>
+          </w:tcPr>
+          <w:p>
+            <w:r/>
+            <w:r>
+              <w:rPr>
+                <w:rFonts w:ascii="Arial" w:hAnsi="Arial"/>
+                <w:b/>
+                <w:sz w:val="22"/>
+              </w:rPr>
+              <w:t xml:space="preserve">KOD DAN NAMA PROGRAM / </w:t>
+            </w:r>
+            <w:r>
+              <w:rPr>
+                <w:rFonts w:ascii="Arial" w:hAnsi="Arial"/>
+                <w:b/>
+                <w:i/>
+                <w:sz w:val="22"/>
+              </w:rPr>
+              <w:t>PROGRAM'S CODE AND NAME</w:t>
+            </w:r>
+          </w:p>
+        </w:tc>
+        <w:tc>
+          <w:tcPr>
+            <w:tcW w:type="dxa" w:w="2268"/>
+            <w:gridSpan w:val="2"/>
+            <w:tcMar>
+              <w:top w:w="40" w:type="dxa"/>
+              <w:bottom w:w="40" w:type="dxa"/>
+              <w:start w:w="80" w:type="dxa"/>
+              <w:end w:w="80" w:type="dxa"/>
+            </w:tcMar>
+            <w:tcMar>
+              <w:top w:w="40" w:type="dxa"/>
+              <w:bottom w:w="40" w:type="dxa"/>
+              <w:start w:w="80" w:type="dxa"/>
+              <w:end w:w="80" w:type="dxa"/>
+            </w:tcMar>
+          </w:tcPr>
+          <w:p>
+            <w:r/>
+            <w:r>
+              <w:rPr>
+                <w:rFonts w:ascii="Arial" w:hAnsi="Arial"/>
+                <w:b/>
+                <w:i w:val="0"/>
+                <w:sz w:val="22"/>
+              </w:rPr>
+              <w:t>Z-009-2:2015 CORE ABILITIES (untuk program IT-072-3:2012 VIDEO / FILM (EDITING))</w:t>
+            </w:r>
+          </w:p>
+        </w:tc>
+      </w:tr>
+      <w:tr>
+        <w:tc>
+          <w:tcPr>
+            <w:tcW w:type="dxa" w:w="2551"/>
+            <w:tcMar>
+              <w:top w:w="40" w:type="dxa"/>
+              <w:bottom w:w="40" w:type="dxa"/>
+              <w:start w:w="80" w:type="dxa"/>
+              <w:end w:w="80" w:type="dxa"/>
+            </w:tcMar>
+          </w:tcPr>
+          <w:p>
+            <w:r/>
+            <w:r>
+              <w:rPr>
+                <w:rFonts w:ascii="Arial" w:hAnsi="Arial"/>
+                <w:b/>
+                <w:sz w:val="22"/>
+              </w:rPr>
+              <w:t xml:space="preserve">TAHAP / </w:t>
+            </w:r>
+            <w:r>
+              <w:rPr>
+                <w:rFonts w:ascii="Arial" w:hAnsi="Arial"/>
+                <w:b/>
+                <w:i/>
+                <w:sz w:val="22"/>
+              </w:rPr>
+              <w:t>LEVEL</w:t>
+            </w:r>
+          </w:p>
+        </w:tc>
+        <w:tc>
+          <w:tcPr>
+            <w:tcW w:type="dxa" w:w="2268"/>
+            <w:gridSpan w:val="2"/>
+            <w:tcMar>
+              <w:top w:w="40" w:type="dxa"/>
+              <w:bottom w:w="40" w:type="dxa"/>
+              <w:start w:w="80" w:type="dxa"/>
+              <w:end w:w="80" w:type="dxa"/>
+            </w:tcMar>
+            <w:tcMar>
+              <w:top w:w="40" w:type="dxa"/>
+              <w:bottom w:w="40" w:type="dxa"/>
+              <w:start w:w="80" w:type="dxa"/>
+              <w:end w:w="80" w:type="dxa"/>
+            </w:tcMar>
+          </w:tcPr>
+          <w:p>
+            <w:r/>
+            <w:r>
+              <w:rPr>
+                <w:rFonts w:ascii="Arial" w:hAnsi="Arial"/>
+                <w:b/>
+                <w:i w:val="0"/>
+                <w:sz w:val="22"/>
+              </w:rPr>
+              <w:t>2 (DUA)</w:t>
+            </w:r>
+          </w:p>
+        </w:tc>
+      </w:tr>
+      <w:tr>
+        <w:tc>
+          <w:tcPr>
+            <w:tcW w:type="dxa" w:w="2551"/>
+            <w:tcMar>
+              <w:top w:w="40" w:type="dxa"/>
+              <w:bottom w:w="40" w:type="dxa"/>
+              <w:start w:w="80" w:type="dxa"/>
+              <w:end w:w="80" w:type="dxa"/>
+            </w:tcMar>
+          </w:tcPr>
+          <w:p>
+            <w:r/>
+            <w:r>
+              <w:rPr>
+                <w:rFonts w:ascii="Arial" w:hAnsi="Arial"/>
+                <w:b/>
+                <w:sz w:val="22"/>
+              </w:rPr>
+              <w:t xml:space="preserve">NO. DAN TAJUK KEBOLEHAN TERAS / </w:t>
+            </w:r>
+            <w:r>
+              <w:rPr>
+                <w:rFonts w:ascii="Arial" w:hAnsi="Arial"/>
+                <w:b/>
+                <w:i/>
+                <w:sz w:val="22"/>
+              </w:rPr>
+              <w:t>CORE ABILITY NO. AND TITLE</w:t>
+            </w:r>
+          </w:p>
+        </w:tc>
+        <w:tc>
+          <w:tcPr>
+            <w:tcW w:type="dxa" w:w="2268"/>
+            <w:gridSpan w:val="2"/>
+            <w:tcMar>
+              <w:top w:w="40" w:type="dxa"/>
+              <w:bottom w:w="40" w:type="dxa"/>
+              <w:start w:w="80" w:type="dxa"/>
+              <w:end w:w="80" w:type="dxa"/>
+            </w:tcMar>
+            <w:tcMar>
+              <w:top w:w="40" w:type="dxa"/>
+              <w:bottom w:w="40" w:type="dxa"/>
+              <w:start w:w="80" w:type="dxa"/>
+              <w:end w:w="80" w:type="dxa"/>
+            </w:tcMar>
+          </w:tcPr>
+          <w:p>
+            <w:r/>
+            <w:r>
+              <w:rPr>
+                <w:rFonts w:ascii="Arial" w:hAnsi="Arial"/>
+                <w:b/>
+                <w:i w:val="0"/>
+                <w:sz w:val="22"/>
+              </w:rPr>
+              <w:t>CA03 TINGKAH LAKU BUDAYA TEMPAT KERJA (WORK PLACE CULTURE BEHAVIOR)</w:t>
+            </w:r>
+          </w:p>
+        </w:tc>
+      </w:tr>
+      <w:tr>
+        <w:tc>
+          <w:tcPr>
+            <w:tcW w:type="dxa" w:w="2551"/>
+            <w:tcMar>
+              <w:top w:w="40" w:type="dxa"/>
+              <w:bottom w:w="40" w:type="dxa"/>
+              <w:start w:w="80" w:type="dxa"/>
+              <w:end w:w="80" w:type="dxa"/>
+            </w:tcMar>
+          </w:tcPr>
+          <w:p>
+            <w:r/>
+            <w:r>
+              <w:rPr>
+                <w:rFonts w:ascii="Arial" w:hAnsi="Arial"/>
+                <w:b/>
+                <w:sz w:val="22"/>
+              </w:rPr>
+              <w:t xml:space="preserve">NO. DAN PENYATAAN KEBOLEHAN / </w:t>
+            </w:r>
+            <w:r>
+              <w:rPr>
+                <w:rFonts w:ascii="Arial" w:hAnsi="Arial"/>
+                <w:b/>
+                <w:i/>
+                <w:sz w:val="22"/>
+              </w:rPr>
+              <w:t>ABILITY NO. AND STATEMENT</w:t>
+            </w:r>
+          </w:p>
+        </w:tc>
+        <w:tc>
+          <w:tcPr>
+            <w:tcW w:type="dxa" w:w="2268"/>
+            <w:gridSpan w:val="2"/>
+            <w:tcMar>
+              <w:top w:w="40" w:type="dxa"/>
+              <w:bottom w:w="40" w:type="dxa"/>
+              <w:start w:w="80" w:type="dxa"/>
+              <w:end w:w="80" w:type="dxa"/>
+            </w:tcMar>
+            <w:tcMar>
+              <w:top w:w="40" w:type="dxa"/>
+              <w:bottom w:w="40" w:type="dxa"/>
+              <w:start w:w="80" w:type="dxa"/>
+              <w:end w:w="80" w:type="dxa"/>
+            </w:tcMar>
+          </w:tcPr>
+          <w:p>
+            <w:r/>
+            <w:r>
+              <w:rPr>
+                <w:rFonts w:ascii="Arial" w:hAnsi="Arial"/>
+                <w:b/>
+                <w:i w:val="0"/>
+                <w:sz w:val="22"/>
+              </w:rPr>
+              <w:t>03.02 BERTINDAK BALAS SECARA SESUAI TERHADAP SITUASI LUAR BIASA (RESPOND APPROPRIATELY TO UNUSUAL SITUATION)</w:t>
+            </w:r>
+          </w:p>
+        </w:tc>
+      </w:tr>
+      <w:tr>
+        <w:tc>
+          <w:tcPr>
+            <w:tcW w:type="dxa" w:w="2551"/>
+            <w:tcMar>
+              <w:top w:w="40" w:type="dxa"/>
+              <w:bottom w:w="40" w:type="dxa"/>
+              <w:start w:w="80" w:type="dxa"/>
+              <w:end w:w="80" w:type="dxa"/>
+            </w:tcMar>
+          </w:tcPr>
+          <w:p>
+            <w:r/>
+            <w:r>
+              <w:rPr>
+                <w:rFonts w:ascii="Arial" w:hAnsi="Arial"/>
+                <w:b/>
+                <w:sz w:val="22"/>
+              </w:rPr>
+              <w:t xml:space="preserve">NO. KOD / </w:t>
+            </w:r>
+            <w:r>
+              <w:rPr>
+                <w:rFonts w:ascii="Arial" w:hAnsi="Arial"/>
+                <w:b/>
+                <w:i/>
+                <w:sz w:val="22"/>
+              </w:rPr>
+              <w:t>CODE NO.</w:t>
+            </w:r>
+          </w:p>
+        </w:tc>
+        <w:tc>
+          <w:tcPr>
+            <w:tcW w:type="dxa" w:w="4819"/>
+            <w:tcMar>
+              <w:top w:w="40" w:type="dxa"/>
+              <w:bottom w:w="40" w:type="dxa"/>
+              <w:start w:w="80" w:type="dxa"/>
+              <w:end w:w="80" w:type="dxa"/>
+            </w:tcMar>
+          </w:tcPr>
+          <w:p>
+            <w:r/>
+            <w:r>
+              <w:rPr>
+                <w:rFonts w:ascii="Arial" w:hAnsi="Arial"/>
+                <w:b/>
+                <w:i w:val="0"/>
+                <w:sz w:val="22"/>
+              </w:rPr>
+              <w:t>Z-009-2:2015-M03/P(2/3)</w:t>
+            </w:r>
+          </w:p>
+        </w:tc>
+        <w:tc>
+          <w:tcPr>
+            <w:tcW w:type="dxa" w:w="2268"/>
+            <w:tcMar>
+              <w:top w:w="40" w:type="dxa"/>
+              <w:bottom w:w="40" w:type="dxa"/>
+              <w:start w:w="80" w:type="dxa"/>
+              <w:end w:w="80" w:type="dxa"/>
+            </w:tcMar>
+          </w:tcPr>
+          <w:p>
+            <w:r/>
+            <w:r>
+              <w:rPr>
+                <w:rFonts w:ascii="Arial" w:hAnsi="Arial"/>
+                <w:b/>
+                <w:sz w:val="22"/>
+              </w:rPr>
+              <w:t xml:space="preserve">Mukasurat / </w:t>
+            </w:r>
+            <w:r>
+              <w:rPr>
+                <w:rFonts w:ascii="Arial" w:hAnsi="Arial"/>
+                <w:b/>
+                <w:i/>
+                <w:sz w:val="22"/>
+              </w:rPr>
+              <w:t>Page</w:t>
+            </w:r>
+            <w:r>
+              <w:rPr>
+                <w:rFonts w:ascii="Arial" w:hAnsi="Arial"/>
+                <w:b/>
+                <w:sz w:val="22"/>
+              </w:rPr>
+              <w:t xml:space="preserve"> : </w:t>
+            </w:r>
+            <w:r>
+              <w:rPr>
+                <w:rFonts w:ascii="Arial" w:hAnsi="Arial"/>
+                <w:b/>
+                <w:sz w:val="22"/>
+              </w:rPr>
+              <w:fldChar w:fldCharType="begin"/>
+              <w:instrText xml:space="preserve">PAGE</w:instrText>
+              <w:fldChar w:fldCharType="separate"/>
+              <w:t>1</w:t>
+              <w:fldChar w:fldCharType="end"/>
+            </w:r>
+          </w:p>
+          <w:p>
+            <w:r>
+              <w:rPr>
+                <w:rFonts w:ascii="Arial" w:hAnsi="Arial"/>
+                <w:b/>
+                <w:sz w:val="22"/>
+              </w:rPr>
+              <w:t xml:space="preserve">Drpd / </w:t>
+            </w:r>
+            <w:r>
+              <w:rPr>
+                <w:rFonts w:ascii="Arial" w:hAnsi="Arial"/>
+                <w:b/>
+                <w:i/>
+                <w:sz w:val="22"/>
+              </w:rPr>
+              <w:t>of</w:t>
+            </w:r>
+            <w:r>
+              <w:rPr>
+                <w:rFonts w:ascii="Arial" w:hAnsi="Arial"/>
+                <w:b/>
+                <w:sz w:val="22"/>
+              </w:rPr>
+              <w:t xml:space="preserve"> : </w:t>
+            </w:r>
+            <w:r>
+              <w:rPr>
+                <w:rFonts w:ascii="Arial" w:hAnsi="Arial"/>
+                <w:b/>
+                <w:sz w:val="22"/>
+              </w:rPr>
+              <w:fldChar w:fldCharType="begin"/>
+              <w:instrText xml:space="preserve">NUMPAGES</w:instrText>
+              <w:fldChar w:fldCharType="separate"/>
+              <w:t>1</w:t>
+              <w:fldChar w:fldCharType="end"/>
+            </w:r>
+          </w:p>
+        </w:tc>
+      </w:tr>
+    </w:tbl>
+    <w:p/>
     <w:p>
+      <w:pPr>
+        <w:spacing w:line="276" w:lineRule="auto" w:after="120"/>
+        <w:jc w:val="left"/>
+      </w:pPr>
       <w:r>
         <w:rPr>
-          <w:rFonts w:ascii="Arial" w:hAnsi="Arial"/>
+          <w:rFonts w:ascii="Arial" w:hAnsi="Arial" w:cs="Arial"/>
           <w:b/>
-          <w:sz w:val="24"/>
+          <w:color w:val="000000"/>
+          <w:sz w:val="22"/>
         </w:rPr>
         <w:t>TAJUK</w:t>
       </w:r>
       <w:r>
         <w:rPr>
-          <w:rFonts w:ascii="Arial" w:hAnsi="Arial"/>
+          <w:rFonts w:ascii="Arial" w:hAnsi="Arial" w:cs="Arial"/>
           <w:b/>
-          <w:sz w:val="24"/>
+          <w:color w:val="000000"/>
+          <w:sz w:val="22"/>
         </w:rPr>
         <w:t>/</w:t>
       </w:r>
       <w:r>
         <w:rPr>
-          <w:rFonts w:ascii="Arial" w:hAnsi="Arial"/>
+          <w:rFonts w:ascii="Arial" w:hAnsi="Arial" w:cs="Arial"/>
           <w:b/>
           <w:i/>
-          <w:sz w:val="24"/>
+          <w:color w:val="000000"/>
+          <w:sz w:val="22"/>
         </w:rPr>
         <w:t>TITLE</w:t>
       </w:r>
       <w:r>
         <w:rPr>
-          <w:rFonts w:ascii="Arial" w:hAnsi="Arial"/>
+          <w:rFonts w:ascii="Arial" w:hAnsi="Arial" w:cs="Arial"/>
           <w:b/>
-          <w:sz w:val="24"/>
+          <w:color w:val="000000"/>
+          <w:sz w:val="22"/>
         </w:rPr>
         <w:t>:</w:t>
       </w:r>
       <w:r>
+        <w:rPr>
+          <w:rFonts w:ascii="Arial" w:hAnsi="Arial" w:cs="Arial"/>
+          <w:color w:val="000000"/>
+          <w:sz w:val="22"/>
+        </w:rPr>
         <w:t xml:space="preserve">  </w:t>
       </w:r>
       <w:r>
         <w:rPr>
-          <w:rFonts w:ascii="Arial" w:hAnsi="Arial"/>
+          <w:rFonts w:ascii="Arial" w:hAnsi="Arial" w:cs="Arial"/>
           <w:b/>
-          <w:sz w:val="24"/>
+          <w:i w:val="0"/>
+          <w:color w:val="000000"/>
+          <w:sz w:val="22"/>
         </w:rPr>
         <w:t>TINDAK BALAS TERHADAP SITUASI LUAR BIASA (UNUSUAL SITUATION RESPONSE)</w:t>
       </w:r>
     </w:p>
     <w:p/>
     <w:p>
+      <w:pPr>
+        <w:spacing w:line="276" w:lineRule="auto" w:after="120"/>
+        <w:jc w:val="left"/>
+      </w:pPr>
       <w:r>
         <w:rPr>
-          <w:rFonts w:ascii="Arial" w:hAnsi="Arial"/>
+          <w:rFonts w:ascii="Arial" w:hAnsi="Arial" w:cs="Arial"/>
           <w:b/>
-          <w:sz w:val="24"/>
+          <w:color w:val="000000"/>
+          <w:sz w:val="22"/>
         </w:rPr>
         <w:t>TUJUAN</w:t>
       </w:r>
       <w:r>
         <w:rPr>
-          <w:rFonts w:ascii="Arial" w:hAnsi="Arial"/>
+          <w:rFonts w:ascii="Arial" w:hAnsi="Arial" w:cs="Arial"/>
           <w:b/>
-          <w:sz w:val="24"/>
+          <w:color w:val="000000"/>
+          <w:sz w:val="22"/>
         </w:rPr>
         <w:t>/</w:t>
       </w:r>
       <w:r>
         <w:rPr>
-          <w:rFonts w:ascii="Arial" w:hAnsi="Arial"/>
+          <w:rFonts w:ascii="Arial" w:hAnsi="Arial" w:cs="Arial"/>
           <w:b/>
           <w:i/>
-          <w:sz w:val="24"/>
+          <w:color w:val="000000"/>
+          <w:sz w:val="22"/>
         </w:rPr>
         <w:t>PURPOSE</w:t>
       </w:r>
       <w:r>
         <w:rPr>
-          <w:rFonts w:ascii="Arial" w:hAnsi="Arial"/>
+          <w:rFonts w:ascii="Arial" w:hAnsi="Arial" w:cs="Arial"/>
           <w:b/>
-          <w:sz w:val="24"/>
+          <w:color w:val="000000"/>
+          <w:sz w:val="22"/>
         </w:rPr>
         <w:t>:</w:t>
       </w:r>
@@ -87,49 +689,59 @@
     <w:p/>
     <w:p>
       <w:pPr>
-        <w:spacing w:after="160"/>
+        <w:spacing w:after="120" w:line="276" w:lineRule="auto"/>
+        <w:jc w:val="left"/>
       </w:pPr>
       <w:r>
         <w:rPr>
-          <w:rFonts w:ascii="Arial" w:hAnsi="Arial"/>
+          <w:rFonts w:ascii="Arial" w:hAnsi="Arial" w:cs="Arial"/>
           <w:b w:val="0"/>
           <w:i w:val="0"/>
+          <w:color w:val="000000"/>
           <w:sz w:val="22"/>
         </w:rPr>
         <w:t>Kertas Penerangan ini bertujuan menerangkan kebolehan memahami prosedur tindak balas dan pengenalpastian masalah. Individu yang kompeten dalam CA ini mesti mampu bertindak balas secara sesuai terhadap situasi yang timbul.</w:t>
       </w:r>
     </w:p>
     <w:p>
+      <w:pPr>
+        <w:spacing w:line="276" w:lineRule="auto" w:after="120"/>
+        <w:jc w:val="left"/>
+      </w:pPr>
       <w:r>
         <w:rPr>
-          <w:rFonts w:ascii="Arial" w:hAnsi="Arial"/>
+          <w:rFonts w:ascii="Arial" w:hAnsi="Arial" w:cs="Arial"/>
           <w:b/>
-          <w:sz w:val="24"/>
+          <w:color w:val="000000"/>
+          <w:sz w:val="22"/>
         </w:rPr>
         <w:t>PENERANGAN</w:t>
       </w:r>
       <w:r>
         <w:rPr>
-          <w:rFonts w:ascii="Arial" w:hAnsi="Arial"/>
+          <w:rFonts w:ascii="Arial" w:hAnsi="Arial" w:cs="Arial"/>
           <w:b/>
-          <w:sz w:val="24"/>
+          <w:color w:val="000000"/>
+          <w:sz w:val="22"/>
         </w:rPr>
         <w:t>/</w:t>
       </w:r>
       <w:r>
         <w:rPr>
-          <w:rFonts w:ascii="Arial" w:hAnsi="Arial"/>
+          <w:rFonts w:ascii="Arial" w:hAnsi="Arial" w:cs="Arial"/>
           <w:b/>
           <w:i/>
-          <w:sz w:val="24"/>
+          <w:color w:val="000000"/>
+          <w:sz w:val="22"/>
         </w:rPr>
         <w:t>INFORMATION</w:t>
       </w:r>
       <w:r>
         <w:rPr>
-          <w:rFonts w:ascii="Arial" w:hAnsi="Arial"/>
+          <w:rFonts w:ascii="Arial" w:hAnsi="Arial" w:cs="Arial"/>
           <w:b/>
-          <w:sz w:val="24"/>
+          <w:color w:val="000000"/>
+          <w:sz w:val="22"/>
         </w:rPr>
         <w:t>:</w:t>
       </w:r>
@@ -137,27 +749,31 @@
     <w:p/>
     <w:p>
       <w:pPr>
-        <w:spacing w:before="200"/>
+        <w:spacing w:before="120" w:after="120" w:line="276" w:lineRule="auto"/>
+        <w:jc w:val="left"/>
       </w:pPr>
       <w:r>
         <w:rPr>
-          <w:rFonts w:ascii="Arial" w:hAnsi="Arial"/>
+          <w:rFonts w:ascii="Arial" w:hAnsi="Arial" w:cs="Arial"/>
           <w:b/>
           <w:i w:val="0"/>
-          <w:sz w:val="24"/>
+          <w:color w:val="000000"/>
+          <w:sz w:val="22"/>
         </w:rPr>
         <w:t>1. Prosedur operasi standard (Standard Operation Procedures, SOPs)</w:t>
       </w:r>
     </w:p>
     <w:p>
       <w:pPr>
-        <w:spacing w:after="160"/>
+        <w:spacing w:after="120" w:line="276" w:lineRule="auto"/>
+        <w:jc w:val="left"/>
       </w:pPr>
       <w:r>
         <w:rPr>
-          <w:rFonts w:ascii="Arial" w:hAnsi="Arial"/>
+          <w:rFonts w:ascii="Arial" w:hAnsi="Arial" w:cs="Arial"/>
           <w:b w:val="0"/>
           <w:i w:val="0"/>
+          <w:color w:val="000000"/>
           <w:sz w:val="22"/>
         </w:rPr>
         <w:t>Prosedur operasi standard (SOP) ialah dokumen yang mengandungi langkah-langkah proses utama untuk memastikan hasil yang konsisten dan berkualiti. Pekerja perlu memahami kenapa SOP adalah alat penting bagi organisasi.</w:t>
@@ -165,22 +781,25 @@
     </w:p>
     <w:p>
       <w:pPr>
-        <w:spacing w:after="160"/>
+        <w:spacing w:after="120" w:line="276" w:lineRule="auto"/>
+        <w:jc w:val="left"/>
       </w:pPr>
       <w:r>
         <w:rPr>
-          <w:rFonts w:ascii="Arial" w:hAnsi="Arial"/>
+          <w:rFonts w:ascii="Arial" w:hAnsi="Arial" w:cs="Arial"/>
           <w:b/>
           <w:i w:val="0"/>
+          <w:color w:val="000000"/>
           <w:sz w:val="22"/>
         </w:rPr>
         <w:t>1.1 Definisi SOP</w:t>
       </w:r>
       <w:r>
         <w:rPr>
-          <w:rFonts w:ascii="Arial" w:hAnsi="Arial"/>
+          <w:rFonts w:ascii="Arial" w:hAnsi="Arial" w:cs="Arial"/>
           <w:b w:val="0"/>
           <w:i w:val="0"/>
+          <w:color w:val="000000"/>
           <w:sz w:val="22"/>
         </w:rPr>
         <w:t xml:space="preserve"> — SOP ialah arahan bertulis yang bertujuan mendokumenkan cara melaksanakan sesuatu aktiviti rutin. Sebab utama syarikat bergantung kepada SOP ialah untuk memastikan konsistensi dan kualiti produk mereka. SOP juga alat berguna untuk mengoperasikan dan menyampaikan dasar korporat, peraturan kerajaan dan amalan terbaik.</w:t>
@@ -188,22 +807,25 @@
     </w:p>
     <w:p>
       <w:pPr>
-        <w:spacing w:after="160"/>
+        <w:spacing w:after="120" w:line="276" w:lineRule="auto"/>
+        <w:jc w:val="left"/>
       </w:pPr>
       <w:r>
         <w:rPr>
-          <w:rFonts w:ascii="Arial" w:hAnsi="Arial"/>
+          <w:rFonts w:ascii="Arial" w:hAnsi="Arial" w:cs="Arial"/>
           <w:b/>
           <w:i w:val="0"/>
+          <w:color w:val="000000"/>
           <w:sz w:val="22"/>
         </w:rPr>
         <w:t>1.2 Faedah SOP</w:t>
       </w:r>
       <w:r>
         <w:rPr>
-          <w:rFonts w:ascii="Arial" w:hAnsi="Arial"/>
+          <w:rFonts w:ascii="Arial" w:hAnsi="Arial" w:cs="Arial"/>
           <w:b w:val="0"/>
           <w:i w:val="0"/>
+          <w:color w:val="000000"/>
           <w:sz w:val="22"/>
         </w:rPr>
         <w:t xml:space="preserve"> — Banyak proses tempat kerja memerlukan kepatuhan ketat kepada satu set arahan bagi memastikan hasil yang diharapkan tercapai. Malah pekerja terbaik tidak mempunyai ingatan sempurna, jadi arahan bertulis yang boleh dirujuk memastikan setiap langkah dilaksanakan dengan betul. Bagi pekerja baharu, SOP membantu latihan kekal segar dan berfungsi sebagai rujukan penting. Salinan SOP perlu tersedia di lokasi kerja sebenar.</w:t>
@@ -211,22 +833,25 @@
     </w:p>
     <w:p>
       <w:pPr>
-        <w:spacing w:after="160"/>
+        <w:spacing w:after="120" w:line="276" w:lineRule="auto"/>
+        <w:jc w:val="left"/>
       </w:pPr>
       <w:r>
         <w:rPr>
-          <w:rFonts w:ascii="Arial" w:hAnsi="Arial"/>
+          <w:rFonts w:ascii="Arial" w:hAnsi="Arial" w:cs="Arial"/>
           <w:b/>
           <w:i w:val="0"/>
+          <w:color w:val="000000"/>
           <w:sz w:val="22"/>
         </w:rPr>
         <w:t>1.3 Contoh SOP</w:t>
       </w:r>
       <w:r>
         <w:rPr>
-          <w:rFonts w:ascii="Arial" w:hAnsi="Arial"/>
+          <w:rFonts w:ascii="Arial" w:hAnsi="Arial" w:cs="Arial"/>
           <w:b w:val="0"/>
           <w:i w:val="0"/>
+          <w:color w:val="000000"/>
           <w:sz w:val="22"/>
         </w:rPr>
         <w:t xml:space="preserve"> — Mana-mana proses atau tugas dalam organisasi yang perlu dicapai dengan cara yang sama setiap kali mendapat manfaat daripada SOP. SOP asalnya popular dalam persekitaran pembuatan kerana ia sebahagian penting sistem jaminan kualiti.</w:t>
@@ -234,76 +859,85 @@
     </w:p>
     <w:p>
       <w:pPr>
-        <w:spacing w:after="160"/>
+        <w:spacing w:after="120" w:line="276" w:lineRule="auto"/>
+        <w:jc w:val="left"/>
       </w:pPr>
       <w:r>
         <w:rPr>
-          <w:rFonts w:ascii="Arial" w:hAnsi="Arial"/>
+          <w:rFonts w:ascii="Arial" w:hAnsi="Arial" w:cs="Arial"/>
           <w:b w:val="0"/>
           <w:i/>
+          <w:color w:val="000000"/>
           <w:sz w:val="22"/>
         </w:rPr>
         <w:t>Contoh studio:</w:t>
       </w:r>
       <w:r>
         <w:rPr>
-          <w:rFonts w:ascii="Arial" w:hAnsi="Arial"/>
+          <w:rFonts w:ascii="Arial" w:hAnsi="Arial" w:cs="Arial"/>
           <w:b w:val="0"/>
           <w:i w:val="0"/>
+          <w:color w:val="000000"/>
           <w:sz w:val="22"/>
         </w:rPr>
         <w:t xml:space="preserve"> SOP </w:t>
       </w:r>
       <w:r>
         <w:rPr>
-          <w:rFonts w:ascii="Arial" w:hAnsi="Arial"/>
+          <w:rFonts w:ascii="Arial" w:hAnsi="Arial" w:cs="Arial"/>
           <w:b w:val="0"/>
           <w:i/>
+          <w:color w:val="000000"/>
           <w:sz w:val="22"/>
         </w:rPr>
         <w:t>backup</w:t>
       </w:r>
       <w:r>
         <w:rPr>
-          <w:rFonts w:ascii="Arial" w:hAnsi="Arial"/>
+          <w:rFonts w:ascii="Arial" w:hAnsi="Arial" w:cs="Arial"/>
           <w:b w:val="0"/>
           <w:i w:val="0"/>
+          <w:color w:val="000000"/>
           <w:sz w:val="22"/>
         </w:rPr>
         <w:t xml:space="preserve"> di studio penyuntingan video menetapkan bahawa setiap footage mentah mesti disalin ke sekurang-kurangnya dua storan (server + HDD luaran) sebelum kad memori asal diformat semula — SOP ini memastikan konsistensi walau siapa editor yang mengendalikan projek tersebut. SOP lain seperti prosedur </w:t>
       </w:r>
       <w:r>
         <w:rPr>
-          <w:rFonts w:ascii="Arial" w:hAnsi="Arial"/>
+          <w:rFonts w:ascii="Arial" w:hAnsi="Arial" w:cs="Arial"/>
           <w:b w:val="0"/>
           <w:i/>
+          <w:color w:val="000000"/>
           <w:sz w:val="22"/>
         </w:rPr>
         <w:t>export</w:t>
       </w:r>
       <w:r>
         <w:rPr>
-          <w:rFonts w:ascii="Arial" w:hAnsi="Arial"/>
+          <w:rFonts w:ascii="Arial" w:hAnsi="Arial" w:cs="Arial"/>
           <w:b w:val="0"/>
           <w:i w:val="0"/>
+          <w:color w:val="000000"/>
           <w:sz w:val="22"/>
         </w:rPr>
         <w:t xml:space="preserve"> dan </w:t>
       </w:r>
       <w:r>
         <w:rPr>
-          <w:rFonts w:ascii="Arial" w:hAnsi="Arial"/>
+          <w:rFonts w:ascii="Arial" w:hAnsi="Arial" w:cs="Arial"/>
           <w:b w:val="0"/>
           <w:i/>
+          <w:color w:val="000000"/>
           <w:sz w:val="22"/>
         </w:rPr>
         <w:t>naming convention</w:t>
       </w:r>
       <w:r>
         <w:rPr>
-          <w:rFonts w:ascii="Arial" w:hAnsi="Arial"/>
+          <w:rFonts w:ascii="Arial" w:hAnsi="Arial" w:cs="Arial"/>
           <w:b w:val="0"/>
           <w:i w:val="0"/>
+          <w:color w:val="000000"/>
           <w:sz w:val="22"/>
         </w:rPr>
         <w:t xml:space="preserve"> fail memastikan setiap ahli krew editing memahami cara kerja yang sama.</w:t>
@@ -311,27 +945,31 @@
     </w:p>
     <w:p>
       <w:pPr>
-        <w:spacing w:before="200"/>
+        <w:spacing w:before="120" w:after="120" w:line="276" w:lineRule="auto"/>
+        <w:jc w:val="left"/>
       </w:pPr>
       <w:r>
         <w:rPr>
-          <w:rFonts w:ascii="Arial" w:hAnsi="Arial"/>
+          <w:rFonts w:ascii="Arial" w:hAnsi="Arial" w:cs="Arial"/>
           <w:b/>
           <w:i w:val="0"/>
-          <w:sz w:val="24"/>
+          <w:color w:val="000000"/>
+          <w:sz w:val="22"/>
         </w:rPr>
         <w:t>2. Prosedur tindak balas (Response Procedures)</w:t>
       </w:r>
     </w:p>
     <w:p>
       <w:pPr>
-        <w:spacing w:after="160"/>
+        <w:spacing w:after="120" w:line="276" w:lineRule="auto"/>
+        <w:jc w:val="left"/>
       </w:pPr>
       <w:r>
         <w:rPr>
-          <w:rFonts w:ascii="Arial" w:hAnsi="Arial"/>
+          <w:rFonts w:ascii="Arial" w:hAnsi="Arial" w:cs="Arial"/>
           <w:b w:val="0"/>
           <w:i w:val="0"/>
+          <w:color w:val="000000"/>
           <w:sz w:val="22"/>
         </w:rPr>
         <w:t>Mengamalkan tindak balas yang baik dan perancangan yang optimum membolehkan organisasi menangani cabaran operasi jangka pendek dan jangka panjang. Cabaran segera memberi kesan kepada perancangan jangka pendek dan meninggalkan siri masalah untuk diselesaikan pada minggu-minggu akan datang.</w:t>
@@ -339,22 +977,25 @@
     </w:p>
     <w:p>
       <w:pPr>
-        <w:spacing w:after="160"/>
+        <w:spacing w:after="120" w:line="276" w:lineRule="auto"/>
+        <w:jc w:val="left"/>
       </w:pPr>
       <w:r>
         <w:rPr>
-          <w:rFonts w:ascii="Arial" w:hAnsi="Arial"/>
+          <w:rFonts w:ascii="Arial" w:hAnsi="Arial" w:cs="Arial"/>
           <w:b/>
           <w:i w:val="0"/>
+          <w:color w:val="000000"/>
           <w:sz w:val="22"/>
         </w:rPr>
         <w:t>2.1 Responsif ketika paling diperlukan</w:t>
       </w:r>
       <w:r>
         <w:rPr>
-          <w:rFonts w:ascii="Arial" w:hAnsi="Arial"/>
+          <w:rFonts w:ascii="Arial" w:hAnsi="Arial" w:cs="Arial"/>
           <w:b w:val="0"/>
           <w:i w:val="0"/>
+          <w:color w:val="000000"/>
           <w:sz w:val="22"/>
         </w:rPr>
         <w:t xml:space="preserve"> — Keupayaan bertindak balas secara dinamik terhadap peristiwa tidak dijangka sambil kekal fokus kepada rantaian keseluruhan amat penting merentasi semua bidang perancangan, contohnya bekalan, pengeluaran dan pengedaran. Melalui KPI masa nyata, keputusan pintar dan berasaskan realiti dapat dibuat dengan pantas.</w:t>
@@ -362,94 +1003,105 @@
     </w:p>
     <w:p>
       <w:pPr>
-        <w:spacing w:after="160"/>
+        <w:spacing w:after="120" w:line="276" w:lineRule="auto"/>
+        <w:jc w:val="left"/>
       </w:pPr>
       <w:r>
         <w:rPr>
-          <w:rFonts w:ascii="Arial" w:hAnsi="Arial"/>
+          <w:rFonts w:ascii="Arial" w:hAnsi="Arial" w:cs="Arial"/>
           <w:b w:val="0"/>
           <w:i/>
+          <w:color w:val="000000"/>
           <w:sz w:val="22"/>
         </w:rPr>
         <w:t>Contoh studio:</w:t>
       </w:r>
       <w:r>
         <w:rPr>
-          <w:rFonts w:ascii="Arial" w:hAnsi="Arial"/>
+          <w:rFonts w:ascii="Arial" w:hAnsi="Arial" w:cs="Arial"/>
           <w:b w:val="0"/>
           <w:i w:val="0"/>
+          <w:color w:val="000000"/>
           <w:sz w:val="22"/>
         </w:rPr>
         <w:t xml:space="preserve"> apabila fail </w:t>
       </w:r>
       <w:r>
         <w:rPr>
-          <w:rFonts w:ascii="Arial" w:hAnsi="Arial"/>
+          <w:rFonts w:ascii="Arial" w:hAnsi="Arial" w:cs="Arial"/>
           <w:b w:val="0"/>
           <w:i/>
+          <w:color w:val="000000"/>
           <w:sz w:val="22"/>
         </w:rPr>
         <w:t>project</w:t>
       </w:r>
       <w:r>
         <w:rPr>
-          <w:rFonts w:ascii="Arial" w:hAnsi="Arial"/>
+          <w:rFonts w:ascii="Arial" w:hAnsi="Arial" w:cs="Arial"/>
           <w:b w:val="0"/>
           <w:i w:val="0"/>
+          <w:color w:val="000000"/>
           <w:sz w:val="22"/>
         </w:rPr>
         <w:t xml:space="preserve"> editing rosak (</w:t>
       </w:r>
       <w:r>
         <w:rPr>
-          <w:rFonts w:ascii="Arial" w:hAnsi="Arial"/>
+          <w:rFonts w:ascii="Arial" w:hAnsi="Arial" w:cs="Arial"/>
           <w:b w:val="0"/>
           <w:i/>
+          <w:color w:val="000000"/>
           <w:sz w:val="22"/>
         </w:rPr>
         <w:t>corrupted media</w:t>
       </w:r>
       <w:r>
         <w:rPr>
-          <w:rFonts w:ascii="Arial" w:hAnsi="Arial"/>
+          <w:rFonts w:ascii="Arial" w:hAnsi="Arial" w:cs="Arial"/>
           <w:b w:val="0"/>
           <w:i w:val="0"/>
+          <w:color w:val="000000"/>
           <w:sz w:val="22"/>
         </w:rPr>
         <w:t xml:space="preserve">) sejam sebelum sesi </w:t>
       </w:r>
       <w:r>
         <w:rPr>
-          <w:rFonts w:ascii="Arial" w:hAnsi="Arial"/>
+          <w:rFonts w:ascii="Arial" w:hAnsi="Arial" w:cs="Arial"/>
           <w:b w:val="0"/>
           <w:i/>
+          <w:color w:val="000000"/>
           <w:sz w:val="22"/>
         </w:rPr>
         <w:t>review</w:t>
       </w:r>
       <w:r>
         <w:rPr>
-          <w:rFonts w:ascii="Arial" w:hAnsi="Arial"/>
+          <w:rFonts w:ascii="Arial" w:hAnsi="Arial" w:cs="Arial"/>
           <w:b w:val="0"/>
           <w:i w:val="0"/>
+          <w:color w:val="000000"/>
           <w:sz w:val="22"/>
         </w:rPr>
         <w:t xml:space="preserve"> dengan klien, editor perlu bertindak balas segera — memuat semula daripada </w:t>
       </w:r>
       <w:r>
         <w:rPr>
-          <w:rFonts w:ascii="Arial" w:hAnsi="Arial"/>
+          <w:rFonts w:ascii="Arial" w:hAnsi="Arial" w:cs="Arial"/>
           <w:b w:val="0"/>
           <w:i/>
+          <w:color w:val="000000"/>
           <w:sz w:val="22"/>
         </w:rPr>
         <w:t>backup</w:t>
       </w:r>
       <w:r>
         <w:rPr>
-          <w:rFonts w:ascii="Arial" w:hAnsi="Arial"/>
+          <w:rFonts w:ascii="Arial" w:hAnsi="Arial" w:cs="Arial"/>
           <w:b w:val="0"/>
           <w:i w:val="0"/>
+          <w:color w:val="000000"/>
           <w:sz w:val="22"/>
         </w:rPr>
         <w:t xml:space="preserve"> terkini dan memaklumkan Producer tentang anggaran masa pemulihan, tanpa menjejaskan tarikh siaran keseluruhan.</w:t>
@@ -457,40 +1109,45 @@
     </w:p>
     <w:p>
       <w:pPr>
-        <w:spacing w:after="160"/>
+        <w:spacing w:after="120" w:line="276" w:lineRule="auto"/>
+        <w:jc w:val="left"/>
       </w:pPr>
       <w:r>
         <w:rPr>
-          <w:rFonts w:ascii="Arial" w:hAnsi="Arial"/>
+          <w:rFonts w:ascii="Arial" w:hAnsi="Arial" w:cs="Arial"/>
           <w:b/>
           <w:i w:val="0"/>
+          <w:color w:val="000000"/>
           <w:sz w:val="22"/>
         </w:rPr>
         <w:t>2.2 Membolehkan pengoptimuman holistik dalam perancangan taktikal</w:t>
       </w:r>
       <w:r>
         <w:rPr>
-          <w:rFonts w:ascii="Arial" w:hAnsi="Arial"/>
+          <w:rFonts w:ascii="Arial" w:hAnsi="Arial" w:cs="Arial"/>
           <w:b w:val="0"/>
           <w:i w:val="0"/>
+          <w:color w:val="000000"/>
           <w:sz w:val="22"/>
         </w:rPr>
         <w:t xml:space="preserve"> — Melalui papan pemuka (</w:t>
       </w:r>
       <w:r>
         <w:rPr>
-          <w:rFonts w:ascii="Arial" w:hAnsi="Arial"/>
+          <w:rFonts w:ascii="Arial" w:hAnsi="Arial" w:cs="Arial"/>
           <w:b w:val="0"/>
           <w:i/>
+          <w:color w:val="000000"/>
           <w:sz w:val="22"/>
         </w:rPr>
         <w:t>dashboard</w:t>
       </w:r>
       <w:r>
         <w:rPr>
-          <w:rFonts w:ascii="Arial" w:hAnsi="Arial"/>
+          <w:rFonts w:ascii="Arial" w:hAnsi="Arial" w:cs="Arial"/>
           <w:b w:val="0"/>
           <w:i w:val="0"/>
+          <w:color w:val="000000"/>
           <w:sz w:val="22"/>
         </w:rPr>
         <w:t>), laporan dan analitik terbenam, konflik jangka pendek dapat dikenal pasti dengan pantas sambil disepadukan dengan perancangan jangka panjang secara kolaboratif.</w:t>
@@ -498,22 +1155,25 @@
     </w:p>
     <w:p>
       <w:pPr>
-        <w:spacing w:after="160"/>
+        <w:spacing w:after="120" w:line="276" w:lineRule="auto"/>
+        <w:jc w:val="left"/>
       </w:pPr>
       <w:r>
         <w:rPr>
-          <w:rFonts w:ascii="Arial" w:hAnsi="Arial"/>
+          <w:rFonts w:ascii="Arial" w:hAnsi="Arial" w:cs="Arial"/>
           <w:b/>
           <w:i w:val="0"/>
+          <w:color w:val="000000"/>
           <w:sz w:val="22"/>
         </w:rPr>
         <w:t>2.3 Penyelesaian masalah (Problem Solving)</w:t>
       </w:r>
       <w:r>
         <w:rPr>
-          <w:rFonts w:ascii="Arial" w:hAnsi="Arial"/>
+          <w:rFonts w:ascii="Arial" w:hAnsi="Arial" w:cs="Arial"/>
           <w:b w:val="0"/>
           <w:i w:val="0"/>
+          <w:color w:val="000000"/>
           <w:sz w:val="22"/>
         </w:rPr>
         <w:t xml:space="preserve"> — Setiap orang boleh mendapat manfaat daripada kemahiran penyelesaian masalah yang baik kerana kita semua menghadapi masalah setiap hari; sesetengah masalah lebih teruk atau kompleks berbanding yang lain. Tidak ada satu cara yang boleh menyelesaikan semua masalah — penyelesaian masalah adalah subjek yang sangat kompleks dan sentiasa ada unsur ketidakpastian. Penyelesaian masalah yang lemah boleh menyebabkan kegagalan hubungan interpersonal dan perniagaan, sering kali kerana masalah tidak dikenal pasti atau dikenal pasti tetapi tidak ditangani dengan sewajarnya. Berbincang dengan orang lain bukan sahaja bersifat terapeutik tetapi membantu melihat dari sudut pandang berbeza.</w:t>
@@ -521,76 +1181,85 @@
     </w:p>
     <w:p>
       <w:pPr>
-        <w:spacing w:after="160"/>
+        <w:spacing w:after="120" w:line="276" w:lineRule="auto"/>
+        <w:jc w:val="left"/>
       </w:pPr>
       <w:r>
         <w:rPr>
-          <w:rFonts w:ascii="Arial" w:hAnsi="Arial"/>
+          <w:rFonts w:ascii="Arial" w:hAnsi="Arial" w:cs="Arial"/>
           <w:b w:val="0"/>
           <w:i/>
+          <w:color w:val="000000"/>
           <w:sz w:val="22"/>
         </w:rPr>
         <w:t>Contoh studio:</w:t>
       </w:r>
       <w:r>
         <w:rPr>
-          <w:rFonts w:ascii="Arial" w:hAnsi="Arial"/>
+          <w:rFonts w:ascii="Arial" w:hAnsi="Arial" w:cs="Arial"/>
           <w:b w:val="0"/>
           <w:i w:val="0"/>
+          <w:color w:val="000000"/>
           <w:sz w:val="22"/>
         </w:rPr>
         <w:t xml:space="preserve"> apabila klien membuat permintaan perubahan editorial </w:t>
       </w:r>
       <w:r>
         <w:rPr>
-          <w:rFonts w:ascii="Arial" w:hAnsi="Arial"/>
+          <w:rFonts w:ascii="Arial" w:hAnsi="Arial" w:cs="Arial"/>
           <w:b w:val="0"/>
           <w:i/>
+          <w:color w:val="000000"/>
           <w:sz w:val="22"/>
         </w:rPr>
         <w:t>last-minute</w:t>
       </w:r>
       <w:r>
         <w:rPr>
-          <w:rFonts w:ascii="Arial" w:hAnsi="Arial"/>
+          <w:rFonts w:ascii="Arial" w:hAnsi="Arial" w:cs="Arial"/>
           <w:b w:val="0"/>
           <w:i w:val="0"/>
+          <w:color w:val="000000"/>
           <w:sz w:val="22"/>
         </w:rPr>
         <w:t xml:space="preserve"> (contohnya menukar keseluruhan urutan </w:t>
       </w:r>
       <w:r>
         <w:rPr>
-          <w:rFonts w:ascii="Arial" w:hAnsi="Arial"/>
+          <w:rFonts w:ascii="Arial" w:hAnsi="Arial" w:cs="Arial"/>
           <w:b w:val="0"/>
           <w:i/>
+          <w:color w:val="000000"/>
           <w:sz w:val="22"/>
         </w:rPr>
         <w:t>timeline</w:t>
       </w:r>
       <w:r>
         <w:rPr>
-          <w:rFonts w:ascii="Arial" w:hAnsi="Arial"/>
+          <w:rFonts w:ascii="Arial" w:hAnsi="Arial" w:cs="Arial"/>
           <w:b w:val="0"/>
           <w:i w:val="0"/>
+          <w:color w:val="000000"/>
           <w:sz w:val="22"/>
         </w:rPr>
         <w:t xml:space="preserve"> sehari sebelum penghantaran), editor perlu berbincang dengan Producer dan sesama krew untuk mencari penyelesaian praktikal — mungkin membahagikan kerja </w:t>
       </w:r>
       <w:r>
         <w:rPr>
-          <w:rFonts w:ascii="Arial" w:hAnsi="Arial"/>
+          <w:rFonts w:ascii="Arial" w:hAnsi="Arial" w:cs="Arial"/>
           <w:b w:val="0"/>
           <w:i/>
+          <w:color w:val="000000"/>
           <w:sz w:val="22"/>
         </w:rPr>
         <w:t>rendering</w:t>
       </w:r>
       <w:r>
         <w:rPr>
-          <w:rFonts w:ascii="Arial" w:hAnsi="Arial"/>
+          <w:rFonts w:ascii="Arial" w:hAnsi="Arial" w:cs="Arial"/>
           <w:b w:val="0"/>
           <w:i w:val="0"/>
+          <w:color w:val="000000"/>
           <w:sz w:val="22"/>
         </w:rPr>
         <w:t xml:space="preserve"> kepada dua stesen kerja untuk menjimatkan masa.</w:t>
@@ -598,22 +1267,25 @@
     </w:p>
     <w:p>
       <w:pPr>
-        <w:spacing w:after="160"/>
+        <w:spacing w:after="120" w:line="276" w:lineRule="auto"/>
+        <w:jc w:val="left"/>
       </w:pPr>
       <w:r>
         <w:rPr>
-          <w:rFonts w:ascii="Arial" w:hAnsi="Arial"/>
+          <w:rFonts w:ascii="Arial" w:hAnsi="Arial" w:cs="Arial"/>
           <w:b/>
           <w:i w:val="0"/>
+          <w:color w:val="000000"/>
           <w:sz w:val="22"/>
         </w:rPr>
         <w:t>2.4 Apa itu Masalah?</w:t>
       </w:r>
       <w:r>
         <w:rPr>
-          <w:rFonts w:ascii="Arial" w:hAnsi="Arial"/>
+          <w:rFonts w:ascii="Arial" w:hAnsi="Arial" w:cs="Arial"/>
           <w:b w:val="0"/>
           <w:i w:val="0"/>
+          <w:color w:val="000000"/>
           <w:sz w:val="22"/>
         </w:rPr>
         <w:t xml:space="preserve"> — Masalah boleh ditakrifkan sebagai perkara yang meragukan atau sukar yang memerlukan penyelesaian, dan sesuatu yang sukar difahami, dicapai atau ditangani. Semua masalah mempunyai dua ciri sepunya:</w:t>
@@ -621,31 +1293,35 @@
     </w:p>
     <w:p>
       <w:pPr>
-        <w:spacing w:after="160"/>
+        <w:spacing w:after="120" w:line="276" w:lineRule="auto"/>
+        <w:jc w:val="left"/>
       </w:pPr>
       <w:r>
         <w:rPr>
-          <w:rFonts w:ascii="Arial" w:hAnsi="Arial"/>
+          <w:rFonts w:ascii="Arial" w:hAnsi="Arial" w:cs="Arial"/>
           <w:b w:val="0"/>
           <w:i w:val="0"/>
+          <w:color w:val="000000"/>
           <w:sz w:val="22"/>
         </w:rPr>
         <w:t xml:space="preserve">i. </w:t>
       </w:r>
       <w:r>
         <w:rPr>
-          <w:rFonts w:ascii="Arial" w:hAnsi="Arial"/>
+          <w:rFonts w:ascii="Arial" w:hAnsi="Arial" w:cs="Arial"/>
           <w:b/>
           <w:i w:val="0"/>
+          <w:color w:val="000000"/>
           <w:sz w:val="22"/>
         </w:rPr>
         <w:t>Matlamat (Goals)</w:t>
       </w:r>
       <w:r>
         <w:rPr>
-          <w:rFonts w:ascii="Arial" w:hAnsi="Arial"/>
+          <w:rFonts w:ascii="Arial" w:hAnsi="Arial" w:cs="Arial"/>
           <w:b w:val="0"/>
           <w:i w:val="0"/>
+          <w:color w:val="000000"/>
           <w:sz w:val="22"/>
         </w:rPr>
         <w:t xml:space="preserve"> — Masalah melibatkan usaha mencapai sesuatu objektif atau keadaan yang diinginkan, termasuk mengelakkan sesuatu situasi. Matlamat boleh menjadi apa sahaja yang anda ingin capai.</w:t>
@@ -653,31 +1329,35 @@
     </w:p>
     <w:p>
       <w:pPr>
-        <w:spacing w:after="160"/>
+        <w:spacing w:after="120" w:line="276" w:lineRule="auto"/>
+        <w:jc w:val="left"/>
       </w:pPr>
       <w:r>
         <w:rPr>
-          <w:rFonts w:ascii="Arial" w:hAnsi="Arial"/>
+          <w:rFonts w:ascii="Arial" w:hAnsi="Arial" w:cs="Arial"/>
           <w:b w:val="0"/>
           <w:i w:val="0"/>
+          <w:color w:val="000000"/>
           <w:sz w:val="22"/>
         </w:rPr>
         <w:t xml:space="preserve">ii. </w:t>
       </w:r>
       <w:r>
         <w:rPr>
-          <w:rFonts w:ascii="Arial" w:hAnsi="Arial"/>
+          <w:rFonts w:ascii="Arial" w:hAnsi="Arial" w:cs="Arial"/>
           <w:b/>
           <w:i w:val="0"/>
+          <w:color w:val="000000"/>
           <w:sz w:val="22"/>
         </w:rPr>
         <w:t>Halangan (Barriers)</w:t>
       </w:r>
       <w:r>
         <w:rPr>
-          <w:rFonts w:ascii="Arial" w:hAnsi="Arial"/>
+          <w:rFonts w:ascii="Arial" w:hAnsi="Arial" w:cs="Arial"/>
           <w:b w:val="0"/>
           <w:i w:val="0"/>
+          <w:color w:val="000000"/>
           <w:sz w:val="22"/>
         </w:rPr>
         <w:t xml:space="preserve"> — Jika tiada halangan dalam usaha mencapai matlamat, maka tiada masalah. Penyelesaian masalah melibatkan mengatasi halangan yang menghalang pencapaian segera sesuatu matlamat.</w:t>
@@ -685,130 +1365,145 @@
     </w:p>
     <w:p>
       <w:pPr>
-        <w:spacing w:after="160"/>
+        <w:spacing w:after="120" w:line="276" w:lineRule="auto"/>
+        <w:jc w:val="left"/>
       </w:pPr>
       <w:r>
         <w:rPr>
-          <w:rFonts w:ascii="Arial" w:hAnsi="Arial"/>
+          <w:rFonts w:ascii="Arial" w:hAnsi="Arial" w:cs="Arial"/>
           <w:b w:val="0"/>
           <w:i/>
+          <w:color w:val="000000"/>
           <w:sz w:val="22"/>
         </w:rPr>
         <w:t>Contoh studio:</w:t>
       </w:r>
       <w:r>
         <w:rPr>
-          <w:rFonts w:ascii="Arial" w:hAnsi="Arial"/>
+          <w:rFonts w:ascii="Arial" w:hAnsi="Arial" w:cs="Arial"/>
           <w:b w:val="0"/>
           <w:i w:val="0"/>
+          <w:color w:val="000000"/>
           <w:sz w:val="22"/>
         </w:rPr>
         <w:t xml:space="preserve"> matlamat Producer ialah menyiapkan </w:t>
       </w:r>
       <w:r>
         <w:rPr>
-          <w:rFonts w:ascii="Arial" w:hAnsi="Arial"/>
+          <w:rFonts w:ascii="Arial" w:hAnsi="Arial" w:cs="Arial"/>
           <w:b w:val="0"/>
           <w:i/>
+          <w:color w:val="000000"/>
           <w:sz w:val="22"/>
         </w:rPr>
         <w:t>final cut</w:t>
       </w:r>
       <w:r>
         <w:rPr>
-          <w:rFonts w:ascii="Arial" w:hAnsi="Arial"/>
+          <w:rFonts w:ascii="Arial" w:hAnsi="Arial" w:cs="Arial"/>
           <w:b w:val="0"/>
           <w:i w:val="0"/>
+          <w:color w:val="000000"/>
           <w:sz w:val="22"/>
         </w:rPr>
         <w:t xml:space="preserve"> mengikut </w:t>
       </w:r>
       <w:r>
         <w:rPr>
-          <w:rFonts w:ascii="Arial" w:hAnsi="Arial"/>
+          <w:rFonts w:ascii="Arial" w:hAnsi="Arial" w:cs="Arial"/>
           <w:b w:val="0"/>
           <w:i/>
+          <w:color w:val="000000"/>
           <w:sz w:val="22"/>
         </w:rPr>
         <w:t>deadline siaran</w:t>
       </w:r>
       <w:r>
         <w:rPr>
-          <w:rFonts w:ascii="Arial" w:hAnsi="Arial"/>
+          <w:rFonts w:ascii="Arial" w:hAnsi="Arial" w:cs="Arial"/>
           <w:b w:val="0"/>
           <w:i w:val="0"/>
+          <w:color w:val="000000"/>
           <w:sz w:val="22"/>
         </w:rPr>
         <w:t xml:space="preserve">; halangan mungkin ialah </w:t>
       </w:r>
       <w:r>
         <w:rPr>
-          <w:rFonts w:ascii="Arial" w:hAnsi="Arial"/>
+          <w:rFonts w:ascii="Arial" w:hAnsi="Arial" w:cs="Arial"/>
           <w:b w:val="0"/>
           <w:i/>
+          <w:color w:val="000000"/>
           <w:sz w:val="22"/>
         </w:rPr>
         <w:t>hard disk</w:t>
       </w:r>
       <w:r>
         <w:rPr>
-          <w:rFonts w:ascii="Arial" w:hAnsi="Arial"/>
+          <w:rFonts w:ascii="Arial" w:hAnsi="Arial" w:cs="Arial"/>
           <w:b w:val="0"/>
           <w:i w:val="0"/>
+          <w:color w:val="000000"/>
           <w:sz w:val="22"/>
         </w:rPr>
         <w:t xml:space="preserve"> penuh atau </w:t>
       </w:r>
       <w:r>
         <w:rPr>
-          <w:rFonts w:ascii="Arial" w:hAnsi="Arial"/>
+          <w:rFonts w:ascii="Arial" w:hAnsi="Arial" w:cs="Arial"/>
           <w:b w:val="0"/>
           <w:i/>
+          <w:color w:val="000000"/>
           <w:sz w:val="22"/>
         </w:rPr>
         <w:t>render farm</w:t>
       </w:r>
       <w:r>
         <w:rPr>
-          <w:rFonts w:ascii="Arial" w:hAnsi="Arial"/>
+          <w:rFonts w:ascii="Arial" w:hAnsi="Arial" w:cs="Arial"/>
           <w:b w:val="0"/>
           <w:i w:val="0"/>
+          <w:color w:val="000000"/>
           <w:sz w:val="22"/>
         </w:rPr>
         <w:t xml:space="preserve"> sibuk — halangan ini perlu dikenal pasti dan diatasi (contohnya memindahkan </w:t>
       </w:r>
       <w:r>
         <w:rPr>
-          <w:rFonts w:ascii="Arial" w:hAnsi="Arial"/>
+          <w:rFonts w:ascii="Arial" w:hAnsi="Arial" w:cs="Arial"/>
           <w:b w:val="0"/>
           <w:i/>
+          <w:color w:val="000000"/>
           <w:sz w:val="22"/>
         </w:rPr>
         <w:t>rendering</w:t>
       </w:r>
       <w:r>
         <w:rPr>
-          <w:rFonts w:ascii="Arial" w:hAnsi="Arial"/>
+          <w:rFonts w:ascii="Arial" w:hAnsi="Arial" w:cs="Arial"/>
           <w:b w:val="0"/>
           <w:i w:val="0"/>
+          <w:color w:val="000000"/>
           <w:sz w:val="22"/>
         </w:rPr>
         <w:t xml:space="preserve"> ke </w:t>
       </w:r>
       <w:r>
         <w:rPr>
-          <w:rFonts w:ascii="Arial" w:hAnsi="Arial"/>
+          <w:rFonts w:ascii="Arial" w:hAnsi="Arial" w:cs="Arial"/>
           <w:b w:val="0"/>
           <w:i/>
+          <w:color w:val="000000"/>
           <w:sz w:val="22"/>
         </w:rPr>
         <w:t>cloud</w:t>
       </w:r>
       <w:r>
         <w:rPr>
-          <w:rFonts w:ascii="Arial" w:hAnsi="Arial"/>
+          <w:rFonts w:ascii="Arial" w:hAnsi="Arial" w:cs="Arial"/>
           <w:b w:val="0"/>
           <w:i w:val="0"/>
+          <w:color w:val="000000"/>
           <w:sz w:val="22"/>
         </w:rPr>
         <w:t xml:space="preserve"> sementara).</w:t>
@@ -816,22 +1511,25 @@
     </w:p>
     <w:p>
       <w:pPr>
-        <w:spacing w:after="160"/>
+        <w:spacing w:after="120" w:line="276" w:lineRule="auto"/>
+        <w:jc w:val="left"/>
       </w:pPr>
       <w:r>
         <w:rPr>
-          <w:rFonts w:ascii="Arial" w:hAnsi="Arial"/>
+          <w:rFonts w:ascii="Arial" w:hAnsi="Arial" w:cs="Arial"/>
           <w:b/>
           <w:i w:val="0"/>
+          <w:color w:val="000000"/>
           <w:sz w:val="22"/>
         </w:rPr>
         <w:t>2.5 Peringkat Penyelesaian Masalah</w:t>
       </w:r>
       <w:r>
         <w:rPr>
-          <w:rFonts w:ascii="Arial" w:hAnsi="Arial"/>
+          <w:rFonts w:ascii="Arial" w:hAnsi="Arial" w:cs="Arial"/>
           <w:b w:val="0"/>
           <w:i w:val="0"/>
+          <w:color w:val="000000"/>
           <w:sz w:val="22"/>
         </w:rPr>
         <w:t xml:space="preserve"> — Penyelesaian masalah yang berkesan biasanya melibatkan beberapa langkah:</w:t>
@@ -839,31 +1537,35 @@
     </w:p>
     <w:p>
       <w:pPr>
-        <w:spacing w:after="160"/>
+        <w:spacing w:after="120" w:line="276" w:lineRule="auto"/>
+        <w:jc w:val="left"/>
       </w:pPr>
       <w:r>
         <w:rPr>
-          <w:rFonts w:ascii="Arial" w:hAnsi="Arial"/>
+          <w:rFonts w:ascii="Arial" w:hAnsi="Arial" w:cs="Arial"/>
           <w:b w:val="0"/>
           <w:i w:val="0"/>
+          <w:color w:val="000000"/>
           <w:sz w:val="22"/>
         </w:rPr>
         <w:t xml:space="preserve">i. </w:t>
       </w:r>
       <w:r>
         <w:rPr>
-          <w:rFonts w:ascii="Arial" w:hAnsi="Arial"/>
+          <w:rFonts w:ascii="Arial" w:hAnsi="Arial" w:cs="Arial"/>
           <w:b/>
           <w:i w:val="0"/>
+          <w:color w:val="000000"/>
           <w:sz w:val="22"/>
         </w:rPr>
         <w:t>Pengenalpastian Masalah</w:t>
       </w:r>
       <w:r>
         <w:rPr>
-          <w:rFonts w:ascii="Arial" w:hAnsi="Arial"/>
+          <w:rFonts w:ascii="Arial" w:hAnsi="Arial" w:cs="Arial"/>
           <w:b w:val="0"/>
           <w:i w:val="0"/>
+          <w:color w:val="000000"/>
           <w:sz w:val="22"/>
         </w:rPr>
         <w:t xml:space="preserve"> — Mengesan dan mengenali bahawa terdapat masalah; mengenal pasti sifat masalah; mentakrifkan masalah.</w:t>
@@ -871,31 +1573,35 @@
     </w:p>
     <w:p>
       <w:pPr>
-        <w:spacing w:after="160"/>
+        <w:spacing w:after="120" w:line="276" w:lineRule="auto"/>
+        <w:jc w:val="left"/>
       </w:pPr>
       <w:r>
         <w:rPr>
-          <w:rFonts w:ascii="Arial" w:hAnsi="Arial"/>
+          <w:rFonts w:ascii="Arial" w:hAnsi="Arial" w:cs="Arial"/>
           <w:b w:val="0"/>
           <w:i w:val="0"/>
+          <w:color w:val="000000"/>
           <w:sz w:val="22"/>
         </w:rPr>
         <w:t xml:space="preserve">ii. </w:t>
       </w:r>
       <w:r>
         <w:rPr>
-          <w:rFonts w:ascii="Arial" w:hAnsi="Arial"/>
+          <w:rFonts w:ascii="Arial" w:hAnsi="Arial" w:cs="Arial"/>
           <w:b/>
           <w:i w:val="0"/>
+          <w:color w:val="000000"/>
           <w:sz w:val="22"/>
         </w:rPr>
         <w:t>Penstrukturan Masalah</w:t>
       </w:r>
       <w:r>
         <w:rPr>
-          <w:rFonts w:ascii="Arial" w:hAnsi="Arial"/>
+          <w:rFonts w:ascii="Arial" w:hAnsi="Arial" w:cs="Arial"/>
           <w:b w:val="0"/>
           <w:i w:val="0"/>
+          <w:color w:val="000000"/>
           <w:sz w:val="22"/>
         </w:rPr>
         <w:t xml:space="preserve"> — Tempoh pemerhatian, pemeriksaan teliti, mencari fakta dan membina gambaran jelas tentang masalah.</w:t>
@@ -903,49 +1609,55 @@
     </w:p>
     <w:p>
       <w:pPr>
-        <w:spacing w:after="160"/>
+        <w:spacing w:after="120" w:line="276" w:lineRule="auto"/>
+        <w:jc w:val="left"/>
       </w:pPr>
       <w:r>
         <w:rPr>
-          <w:rFonts w:ascii="Arial" w:hAnsi="Arial"/>
+          <w:rFonts w:ascii="Arial" w:hAnsi="Arial" w:cs="Arial"/>
           <w:b w:val="0"/>
           <w:i w:val="0"/>
+          <w:color w:val="000000"/>
           <w:sz w:val="22"/>
         </w:rPr>
         <w:t xml:space="preserve">iii. </w:t>
       </w:r>
       <w:r>
         <w:rPr>
-          <w:rFonts w:ascii="Arial" w:hAnsi="Arial"/>
+          <w:rFonts w:ascii="Arial" w:hAnsi="Arial" w:cs="Arial"/>
           <w:b/>
           <w:i w:val="0"/>
+          <w:color w:val="000000"/>
           <w:sz w:val="22"/>
         </w:rPr>
         <w:t>Mencari Penyelesaian Berkemungkinan</w:t>
       </w:r>
       <w:r>
         <w:rPr>
-          <w:rFonts w:ascii="Arial" w:hAnsi="Arial"/>
+          <w:rFonts w:ascii="Arial" w:hAnsi="Arial" w:cs="Arial"/>
           <w:b w:val="0"/>
           <w:i w:val="0"/>
+          <w:color w:val="000000"/>
           <w:sz w:val="22"/>
         </w:rPr>
         <w:t xml:space="preserve"> — Menjana pelbagai tindakan yang mungkin, tanpa cuba menilainya pada peringkat ini. Dalam situasi berkumpulan, peringkat ini sering dijalankan sebagai sesi </w:t>
       </w:r>
       <w:r>
         <w:rPr>
-          <w:rFonts w:ascii="Arial" w:hAnsi="Arial"/>
+          <w:rFonts w:ascii="Arial" w:hAnsi="Arial" w:cs="Arial"/>
           <w:b w:val="0"/>
           <w:i/>
+          <w:color w:val="000000"/>
           <w:sz w:val="22"/>
         </w:rPr>
         <w:t>brainstorming</w:t>
       </w:r>
       <w:r>
         <w:rPr>
-          <w:rFonts w:ascii="Arial" w:hAnsi="Arial"/>
+          <w:rFonts w:ascii="Arial" w:hAnsi="Arial" w:cs="Arial"/>
           <w:b w:val="0"/>
           <w:i w:val="0"/>
+          <w:color w:val="000000"/>
           <w:sz w:val="22"/>
         </w:rPr>
         <w:t>.</w:t>
@@ -953,31 +1665,35 @@
     </w:p>
     <w:p>
       <w:pPr>
-        <w:spacing w:after="160"/>
+        <w:spacing w:after="120" w:line="276" w:lineRule="auto"/>
+        <w:jc w:val="left"/>
       </w:pPr>
       <w:r>
         <w:rPr>
-          <w:rFonts w:ascii="Arial" w:hAnsi="Arial"/>
+          <w:rFonts w:ascii="Arial" w:hAnsi="Arial" w:cs="Arial"/>
           <w:b w:val="0"/>
           <w:i w:val="0"/>
+          <w:color w:val="000000"/>
           <w:sz w:val="22"/>
         </w:rPr>
         <w:t xml:space="preserve">iv. </w:t>
       </w:r>
       <w:r>
         <w:rPr>
-          <w:rFonts w:ascii="Arial" w:hAnsi="Arial"/>
+          <w:rFonts w:ascii="Arial" w:hAnsi="Arial" w:cs="Arial"/>
           <w:b/>
           <w:i w:val="0"/>
+          <w:color w:val="000000"/>
           <w:sz w:val="22"/>
         </w:rPr>
         <w:t>Membuat Keputusan</w:t>
       </w:r>
       <w:r>
         <w:rPr>
-          <w:rFonts w:ascii="Arial" w:hAnsi="Arial"/>
+          <w:rFonts w:ascii="Arial" w:hAnsi="Arial" w:cs="Arial"/>
           <w:b w:val="0"/>
           <w:i w:val="0"/>
+          <w:color w:val="000000"/>
           <w:sz w:val="22"/>
         </w:rPr>
         <w:t xml:space="preserve"> — Analisis teliti terhadap pelbagai tindakan yang mungkin, kemudian memilih penyelesaian terbaik untuk dilaksanakan.</w:t>
@@ -985,31 +1701,35 @@
     </w:p>
     <w:p>
       <w:pPr>
-        <w:spacing w:after="160"/>
+        <w:spacing w:after="120" w:line="276" w:lineRule="auto"/>
+        <w:jc w:val="left"/>
       </w:pPr>
       <w:r>
         <w:rPr>
-          <w:rFonts w:ascii="Arial" w:hAnsi="Arial"/>
+          <w:rFonts w:ascii="Arial" w:hAnsi="Arial" w:cs="Arial"/>
           <w:b w:val="0"/>
           <w:i w:val="0"/>
+          <w:color w:val="000000"/>
           <w:sz w:val="22"/>
         </w:rPr>
         <w:t xml:space="preserve">v. </w:t>
       </w:r>
       <w:r>
         <w:rPr>
-          <w:rFonts w:ascii="Arial" w:hAnsi="Arial"/>
+          <w:rFonts w:ascii="Arial" w:hAnsi="Arial" w:cs="Arial"/>
           <w:b/>
           <w:i w:val="0"/>
+          <w:color w:val="000000"/>
           <w:sz w:val="22"/>
         </w:rPr>
         <w:t>Pelaksanaan</w:t>
       </w:r>
       <w:r>
         <w:rPr>
-          <w:rFonts w:ascii="Arial" w:hAnsi="Arial"/>
+          <w:rFonts w:ascii="Arial" w:hAnsi="Arial" w:cs="Arial"/>
           <w:b w:val="0"/>
           <w:i w:val="0"/>
+          <w:color w:val="000000"/>
           <w:sz w:val="22"/>
         </w:rPr>
         <w:t xml:space="preserve"> — Melibatkan penerimaan dan pelaksanaan tindakan yang dipilih. Semasa pelaksanaan, lebih banyak masalah mungkin timbul terutamanya jika pengenalpastian atau penstrukturan masalah asal tidak dilaksanakan sepenuhnya.</w:t>
@@ -1017,94 +1737,105 @@
     </w:p>
     <w:p>
       <w:pPr>
-        <w:spacing w:after="160"/>
+        <w:spacing w:after="120" w:line="276" w:lineRule="auto"/>
+        <w:jc w:val="left"/>
       </w:pPr>
       <w:r>
         <w:rPr>
-          <w:rFonts w:ascii="Arial" w:hAnsi="Arial"/>
+          <w:rFonts w:ascii="Arial" w:hAnsi="Arial" w:cs="Arial"/>
           <w:b w:val="0"/>
           <w:i/>
+          <w:color w:val="000000"/>
           <w:sz w:val="22"/>
         </w:rPr>
         <w:t>Contoh studio (SOP situasi luar biasa — media rosak):</w:t>
       </w:r>
       <w:r>
         <w:rPr>
-          <w:rFonts w:ascii="Arial" w:hAnsi="Arial"/>
+          <w:rFonts w:ascii="Arial" w:hAnsi="Arial" w:cs="Arial"/>
           <w:b w:val="0"/>
           <w:i w:val="0"/>
+          <w:color w:val="000000"/>
           <w:sz w:val="22"/>
         </w:rPr>
         <w:t xml:space="preserve"> (i) Editor mengesan fail </w:t>
       </w:r>
       <w:r>
         <w:rPr>
-          <w:rFonts w:ascii="Arial" w:hAnsi="Arial"/>
+          <w:rFonts w:ascii="Arial" w:hAnsi="Arial" w:cs="Arial"/>
           <w:b w:val="0"/>
           <w:i/>
+          <w:color w:val="000000"/>
           <w:sz w:val="22"/>
         </w:rPr>
         <w:t>timeline</w:t>
       </w:r>
       <w:r>
         <w:rPr>
-          <w:rFonts w:ascii="Arial" w:hAnsi="Arial"/>
+          <w:rFonts w:ascii="Arial" w:hAnsi="Arial" w:cs="Arial"/>
           <w:b w:val="0"/>
           <w:i w:val="0"/>
+          <w:color w:val="000000"/>
           <w:sz w:val="22"/>
         </w:rPr>
         <w:t xml:space="preserve"> tidak boleh dibuka; (ii) Editor dan IT support memeriksa log ralat dan storan; (iii) Pilihan yang dijana: pulihkan daripada </w:t>
       </w:r>
       <w:r>
         <w:rPr>
-          <w:rFonts w:ascii="Arial" w:hAnsi="Arial"/>
+          <w:rFonts w:ascii="Arial" w:hAnsi="Arial" w:cs="Arial"/>
           <w:b w:val="0"/>
           <w:i/>
+          <w:color w:val="000000"/>
           <w:sz w:val="22"/>
         </w:rPr>
         <w:t>auto-save</w:t>
       </w:r>
       <w:r>
         <w:rPr>
-          <w:rFonts w:ascii="Arial" w:hAnsi="Arial"/>
+          <w:rFonts w:ascii="Arial" w:hAnsi="Arial" w:cs="Arial"/>
           <w:b w:val="0"/>
           <w:i w:val="0"/>
+          <w:color w:val="000000"/>
           <w:sz w:val="22"/>
         </w:rPr>
         <w:t xml:space="preserve">, muat semula daripada </w:t>
       </w:r>
       <w:r>
         <w:rPr>
-          <w:rFonts w:ascii="Arial" w:hAnsi="Arial"/>
+          <w:rFonts w:ascii="Arial" w:hAnsi="Arial" w:cs="Arial"/>
           <w:b w:val="0"/>
           <w:i/>
+          <w:color w:val="000000"/>
           <w:sz w:val="22"/>
         </w:rPr>
         <w:t>backup</w:t>
       </w:r>
       <w:r>
         <w:rPr>
-          <w:rFonts w:ascii="Arial" w:hAnsi="Arial"/>
+          <w:rFonts w:ascii="Arial" w:hAnsi="Arial" w:cs="Arial"/>
           <w:b w:val="0"/>
           <w:i w:val="0"/>
+          <w:color w:val="000000"/>
           <w:sz w:val="22"/>
         </w:rPr>
         <w:t xml:space="preserve"> pagi tadi, atau susun semula daripada footage mentah; (iv) Producer memutuskan memulihkan daripada </w:t>
       </w:r>
       <w:r>
         <w:rPr>
-          <w:rFonts w:ascii="Arial" w:hAnsi="Arial"/>
+          <w:rFonts w:ascii="Arial" w:hAnsi="Arial" w:cs="Arial"/>
           <w:b w:val="0"/>
           <w:i/>
+          <w:color w:val="000000"/>
           <w:sz w:val="22"/>
         </w:rPr>
         <w:t>backup</w:t>
       </w:r>
       <w:r>
         <w:rPr>
-          <w:rFonts w:ascii="Arial" w:hAnsi="Arial"/>
+          <w:rFonts w:ascii="Arial" w:hAnsi="Arial" w:cs="Arial"/>
           <w:b w:val="0"/>
           <w:i w:val="0"/>
+          <w:color w:val="000000"/>
           <w:sz w:val="22"/>
         </w:rPr>
         <w:t xml:space="preserve"> pagi tadi kerana paling cepat; (v) Editor melaksanakan pemulihan dan mengesahkan kepada Producer sebelum sambung kerja.</w:t>
@@ -1112,27 +1843,31 @@
     </w:p>
     <w:p>
       <w:pPr>
-        <w:spacing w:before="200"/>
+        <w:spacing w:before="120" w:after="120" w:line="276" w:lineRule="auto"/>
+        <w:jc w:val="left"/>
       </w:pPr>
       <w:r>
         <w:rPr>
-          <w:rFonts w:ascii="Arial" w:hAnsi="Arial"/>
+          <w:rFonts w:ascii="Arial" w:hAnsi="Arial" w:cs="Arial"/>
           <w:b/>
           <w:i w:val="0"/>
-          <w:sz w:val="24"/>
+          <w:color w:val="000000"/>
+          <w:sz w:val="22"/>
         </w:rPr>
         <w:t>3. Kemahiran komunikasi (Communication Skills)</w:t>
       </w:r>
     </w:p>
     <w:p>
       <w:pPr>
-        <w:spacing w:after="160"/>
+        <w:spacing w:after="120" w:line="276" w:lineRule="auto"/>
+        <w:jc w:val="left"/>
       </w:pPr>
       <w:r>
         <w:rPr>
-          <w:rFonts w:ascii="Arial" w:hAnsi="Arial"/>
+          <w:rFonts w:ascii="Arial" w:hAnsi="Arial" w:cs="Arial"/>
           <w:b w:val="0"/>
           <w:i w:val="0"/>
+          <w:color w:val="000000"/>
           <w:sz w:val="22"/>
         </w:rPr>
         <w:t>Tujuan komunikasi ialah menyampaikan mesej anda kepada orang lain secara jelas dan tanpa keraguan. Ini memerlukan usaha daripada penghantar dan penerima mesej — ia satu proses yang boleh tersasar apabila mesej sering disalahtafsir oleh penerima. Komunikasi hanya berjaya apabila penghantar dan penerima memahami maklumat yang sama.</w:t>
@@ -1140,22 +1875,25 @@
     </w:p>
     <w:p>
       <w:pPr>
-        <w:spacing w:after="160"/>
+        <w:spacing w:after="120" w:line="276" w:lineRule="auto"/>
+        <w:jc w:val="left"/>
       </w:pPr>
       <w:r>
         <w:rPr>
-          <w:rFonts w:ascii="Arial" w:hAnsi="Arial"/>
+          <w:rFonts w:ascii="Arial" w:hAnsi="Arial" w:cs="Arial"/>
           <w:b/>
           <w:i w:val="0"/>
+          <w:color w:val="000000"/>
           <w:sz w:val="22"/>
         </w:rPr>
         <w:t>3.1 Kepentingan Menghapuskan Halangan dalam Kemahiran Komunikasi</w:t>
       </w:r>
       <w:r>
         <w:rPr>
-          <w:rFonts w:ascii="Arial" w:hAnsi="Arial"/>
+          <w:rFonts w:ascii="Arial" w:hAnsi="Arial" w:cs="Arial"/>
           <w:b w:val="0"/>
           <w:i w:val="0"/>
+          <w:color w:val="000000"/>
           <w:sz w:val="22"/>
         </w:rPr>
         <w:t xml:space="preserve"> — Halangan komunikasi boleh timbul pada setiap peringkat proses komunikasi (penghantar, mesej, saluran, penerima, maklum balas dan konteks) dan berpotensi mencetuskan salah faham dan kekeliruan. Untuk menjadi komunikator berkesan, matlamat anda ialah mengurangkan kekerapan halangan pada setiap peringkat proses dengan komunikasi yang jelas, padat, tepat dan terancang:</w:t>
@@ -1163,31 +1901,35 @@
     </w:p>
     <w:p>
       <w:pPr>
-        <w:spacing w:after="160"/>
+        <w:spacing w:after="120" w:line="276" w:lineRule="auto"/>
+        <w:jc w:val="left"/>
       </w:pPr>
       <w:r>
         <w:rPr>
-          <w:rFonts w:ascii="Arial" w:hAnsi="Arial"/>
+          <w:rFonts w:ascii="Arial" w:hAnsi="Arial" w:cs="Arial"/>
           <w:b w:val="0"/>
           <w:i w:val="0"/>
+          <w:color w:val="000000"/>
           <w:sz w:val="22"/>
         </w:rPr>
         <w:t xml:space="preserve">i. </w:t>
       </w:r>
       <w:r>
         <w:rPr>
-          <w:rFonts w:ascii="Arial" w:hAnsi="Arial"/>
+          <w:rFonts w:ascii="Arial" w:hAnsi="Arial" w:cs="Arial"/>
           <w:b/>
           <w:i w:val="0"/>
+          <w:color w:val="000000"/>
           <w:sz w:val="22"/>
         </w:rPr>
         <w:t>Sumber mesej</w:t>
       </w:r>
       <w:r>
         <w:rPr>
-          <w:rFonts w:ascii="Arial" w:hAnsi="Arial"/>
+          <w:rFonts w:ascii="Arial" w:hAnsi="Arial" w:cs="Arial"/>
           <w:b w:val="0"/>
           <w:i w:val="0"/>
+          <w:color w:val="000000"/>
           <w:sz w:val="22"/>
         </w:rPr>
         <w:t xml:space="preserve"> — Perlu jelas kenapa anda berkomunikasi dan apa yang ingin disampaikan; maklumat mesti berguna dan tepat.</w:t>
@@ -1195,31 +1937,35 @@
     </w:p>
     <w:p>
       <w:pPr>
-        <w:spacing w:after="160"/>
+        <w:spacing w:after="120" w:line="276" w:lineRule="auto"/>
+        <w:jc w:val="left"/>
       </w:pPr>
       <w:r>
         <w:rPr>
-          <w:rFonts w:ascii="Arial" w:hAnsi="Arial"/>
+          <w:rFonts w:ascii="Arial" w:hAnsi="Arial" w:cs="Arial"/>
           <w:b w:val="0"/>
           <w:i w:val="0"/>
+          <w:color w:val="000000"/>
           <w:sz w:val="22"/>
         </w:rPr>
         <w:t xml:space="preserve">ii. </w:t>
       </w:r>
       <w:r>
         <w:rPr>
-          <w:rFonts w:ascii="Arial" w:hAnsi="Arial"/>
+          <w:rFonts w:ascii="Arial" w:hAnsi="Arial" w:cs="Arial"/>
           <w:b/>
           <w:i w:val="0"/>
+          <w:color w:val="000000"/>
           <w:sz w:val="22"/>
         </w:rPr>
         <w:t>Mesej</w:t>
       </w:r>
       <w:r>
         <w:rPr>
-          <w:rFonts w:ascii="Arial" w:hAnsi="Arial"/>
+          <w:rFonts w:ascii="Arial" w:hAnsi="Arial" w:cs="Arial"/>
           <w:b w:val="0"/>
           <w:i w:val="0"/>
+          <w:color w:val="000000"/>
           <w:sz w:val="22"/>
         </w:rPr>
         <w:t xml:space="preserve"> — Maklumat yang ingin disampaikan.</w:t>
@@ -1227,31 +1973,35 @@
     </w:p>
     <w:p>
       <w:pPr>
-        <w:spacing w:after="160"/>
+        <w:spacing w:after="120" w:line="276" w:lineRule="auto"/>
+        <w:jc w:val="left"/>
       </w:pPr>
       <w:r>
         <w:rPr>
-          <w:rFonts w:ascii="Arial" w:hAnsi="Arial"/>
+          <w:rFonts w:ascii="Arial" w:hAnsi="Arial" w:cs="Arial"/>
           <w:b w:val="0"/>
           <w:i w:val="0"/>
+          <w:color w:val="000000"/>
           <w:sz w:val="22"/>
         </w:rPr>
         <w:t xml:space="preserve">iii. </w:t>
       </w:r>
       <w:r>
         <w:rPr>
-          <w:rFonts w:ascii="Arial" w:hAnsi="Arial"/>
+          <w:rFonts w:ascii="Arial" w:hAnsi="Arial" w:cs="Arial"/>
           <w:b/>
           <w:i w:val="0"/>
+          <w:color w:val="000000"/>
           <w:sz w:val="22"/>
         </w:rPr>
         <w:t>Pengekodan (Encoding)</w:t>
       </w:r>
       <w:r>
         <w:rPr>
-          <w:rFonts w:ascii="Arial" w:hAnsi="Arial"/>
+          <w:rFonts w:ascii="Arial" w:hAnsi="Arial" w:cs="Arial"/>
           <w:b w:val="0"/>
           <w:i w:val="0"/>
+          <w:color w:val="000000"/>
           <w:sz w:val="22"/>
         </w:rPr>
         <w:t xml:space="preserve"> — Proses menukar maklumat kepada bentuk yang boleh dihantar dan didekod dengan betul di hujung sana; memerlukan keupayaan menyampaikan maklumat dengan jelas dan mengelakkan sumber kekeliruan (contohnya isu budaya, andaian salah, maklumat hilang).</w:t>
@@ -1259,31 +2009,35 @@
     </w:p>
     <w:p>
       <w:pPr>
-        <w:spacing w:after="160"/>
+        <w:spacing w:after="120" w:line="276" w:lineRule="auto"/>
+        <w:jc w:val="left"/>
       </w:pPr>
       <w:r>
         <w:rPr>
-          <w:rFonts w:ascii="Arial" w:hAnsi="Arial"/>
+          <w:rFonts w:ascii="Arial" w:hAnsi="Arial" w:cs="Arial"/>
           <w:b w:val="0"/>
           <w:i w:val="0"/>
+          <w:color w:val="000000"/>
           <w:sz w:val="22"/>
         </w:rPr>
         <w:t xml:space="preserve">iv. </w:t>
       </w:r>
       <w:r>
         <w:rPr>
-          <w:rFonts w:ascii="Arial" w:hAnsi="Arial"/>
+          <w:rFonts w:ascii="Arial" w:hAnsi="Arial" w:cs="Arial"/>
           <w:b/>
           <w:i w:val="0"/>
+          <w:color w:val="000000"/>
           <w:sz w:val="22"/>
         </w:rPr>
         <w:t>Saluran (Channel)</w:t>
       </w:r>
       <w:r>
         <w:rPr>
-          <w:rFonts w:ascii="Arial" w:hAnsi="Arial"/>
+          <w:rFonts w:ascii="Arial" w:hAnsi="Arial" w:cs="Arial"/>
           <w:b w:val="0"/>
           <w:i w:val="0"/>
+          <w:color w:val="000000"/>
           <w:sz w:val="22"/>
         </w:rPr>
         <w:t xml:space="preserve"> — Mesej disalurkan melalui saluran lisan (pertemuan bersemuka, telefon, persidangan video) dan bertulis (surat, emel, memo, laporan). Saluran berbeza mempunyai kekuatan dan kelemahan berbeza.</w:t>
@@ -1291,31 +2045,35 @@
     </w:p>
     <w:p>
       <w:pPr>
-        <w:spacing w:after="160"/>
+        <w:spacing w:after="120" w:line="276" w:lineRule="auto"/>
+        <w:jc w:val="left"/>
       </w:pPr>
       <w:r>
         <w:rPr>
-          <w:rFonts w:ascii="Arial" w:hAnsi="Arial"/>
+          <w:rFonts w:ascii="Arial" w:hAnsi="Arial" w:cs="Arial"/>
           <w:b w:val="0"/>
           <w:i w:val="0"/>
+          <w:color w:val="000000"/>
           <w:sz w:val="22"/>
         </w:rPr>
         <w:t xml:space="preserve">v. </w:t>
       </w:r>
       <w:r>
         <w:rPr>
-          <w:rFonts w:ascii="Arial" w:hAnsi="Arial"/>
+          <w:rFonts w:ascii="Arial" w:hAnsi="Arial" w:cs="Arial"/>
           <w:b/>
           <w:i w:val="0"/>
+          <w:color w:val="000000"/>
           <w:sz w:val="22"/>
         </w:rPr>
         <w:t>Pendekodan (Decoding)</w:t>
       </w:r>
       <w:r>
         <w:rPr>
-          <w:rFonts w:ascii="Arial" w:hAnsi="Arial"/>
+          <w:rFonts w:ascii="Arial" w:hAnsi="Arial" w:cs="Arial"/>
           <w:b w:val="0"/>
           <w:i w:val="0"/>
+          <w:color w:val="000000"/>
           <w:sz w:val="22"/>
         </w:rPr>
         <w:t xml:space="preserve"> — Pendekodan yang berjaya juga satu kemahiran, melibatkan masa membaca mesej dengan teliti atau mendengar secara aktif.</w:t>
@@ -1323,31 +2081,35 @@
     </w:p>
     <w:p>
       <w:pPr>
-        <w:spacing w:after="160"/>
+        <w:spacing w:after="120" w:line="276" w:lineRule="auto"/>
+        <w:jc w:val="left"/>
       </w:pPr>
       <w:r>
         <w:rPr>
-          <w:rFonts w:ascii="Arial" w:hAnsi="Arial"/>
+          <w:rFonts w:ascii="Arial" w:hAnsi="Arial" w:cs="Arial"/>
           <w:b w:val="0"/>
           <w:i w:val="0"/>
+          <w:color w:val="000000"/>
           <w:sz w:val="22"/>
         </w:rPr>
         <w:t xml:space="preserve">vi. </w:t>
       </w:r>
       <w:r>
         <w:rPr>
-          <w:rFonts w:ascii="Arial" w:hAnsi="Arial"/>
+          <w:rFonts w:ascii="Arial" w:hAnsi="Arial" w:cs="Arial"/>
           <w:b/>
           <w:i w:val="0"/>
+          <w:color w:val="000000"/>
           <w:sz w:val="22"/>
         </w:rPr>
         <w:t>Penerima (Receiver)</w:t>
       </w:r>
       <w:r>
         <w:rPr>
-          <w:rFonts w:ascii="Arial" w:hAnsi="Arial"/>
+          <w:rFonts w:ascii="Arial" w:hAnsi="Arial" w:cs="Arial"/>
           <w:b w:val="0"/>
           <w:i w:val="0"/>
+          <w:color w:val="000000"/>
           <w:sz w:val="22"/>
         </w:rPr>
         <w:t xml:space="preserve"> — Mesej disampaikan kepada individu dalam khalayak anda; setiap individu membawa idea dan perasaan sendiri yang mempengaruhi kefahaman mereka.</w:t>
@@ -1355,31 +2117,35 @@
     </w:p>
     <w:p>
       <w:pPr>
-        <w:spacing w:after="160"/>
+        <w:spacing w:after="120" w:line="276" w:lineRule="auto"/>
+        <w:jc w:val="left"/>
       </w:pPr>
       <w:r>
         <w:rPr>
-          <w:rFonts w:ascii="Arial" w:hAnsi="Arial"/>
+          <w:rFonts w:ascii="Arial" w:hAnsi="Arial" w:cs="Arial"/>
           <w:b w:val="0"/>
           <w:i w:val="0"/>
+          <w:color w:val="000000"/>
           <w:sz w:val="22"/>
         </w:rPr>
         <w:t xml:space="preserve">vii. </w:t>
       </w:r>
       <w:r>
         <w:rPr>
-          <w:rFonts w:ascii="Arial" w:hAnsi="Arial"/>
+          <w:rFonts w:ascii="Arial" w:hAnsi="Arial" w:cs="Arial"/>
           <w:b/>
           <w:i w:val="0"/>
+          <w:color w:val="000000"/>
           <w:sz w:val="22"/>
         </w:rPr>
         <w:t>Maklum balas (Feedback)</w:t>
       </w:r>
       <w:r>
         <w:rPr>
-          <w:rFonts w:ascii="Arial" w:hAnsi="Arial"/>
+          <w:rFonts w:ascii="Arial" w:hAnsi="Arial" w:cs="Arial"/>
           <w:b w:val="0"/>
           <w:i w:val="0"/>
+          <w:color w:val="000000"/>
           <w:sz w:val="22"/>
         </w:rPr>
         <w:t xml:space="preserve"> — Khalayak memberi maklum balas lisan dan bukan lisan terhadap mesej yang disampaikan; beri perhatian rapat kerana ini satu-satunya cara memastikan mesej difahami.</w:t>
@@ -1387,31 +2153,35 @@
     </w:p>
     <w:p>
       <w:pPr>
-        <w:spacing w:after="160"/>
+        <w:spacing w:after="120" w:line="276" w:lineRule="auto"/>
+        <w:jc w:val="left"/>
       </w:pPr>
       <w:r>
         <w:rPr>
-          <w:rFonts w:ascii="Arial" w:hAnsi="Arial"/>
+          <w:rFonts w:ascii="Arial" w:hAnsi="Arial" w:cs="Arial"/>
           <w:b w:val="0"/>
           <w:i w:val="0"/>
+          <w:color w:val="000000"/>
           <w:sz w:val="22"/>
         </w:rPr>
         <w:t xml:space="preserve">viii. </w:t>
       </w:r>
       <w:r>
         <w:rPr>
-          <w:rFonts w:ascii="Arial" w:hAnsi="Arial"/>
+          <w:rFonts w:ascii="Arial" w:hAnsi="Arial" w:cs="Arial"/>
           <w:b/>
           <w:i w:val="0"/>
+          <w:color w:val="000000"/>
           <w:sz w:val="22"/>
         </w:rPr>
         <w:t>Konteks (Context)</w:t>
       </w:r>
       <w:r>
         <w:rPr>
-          <w:rFonts w:ascii="Arial" w:hAnsi="Arial"/>
+          <w:rFonts w:ascii="Arial" w:hAnsi="Arial" w:cs="Arial"/>
           <w:b w:val="0"/>
           <w:i w:val="0"/>
+          <w:color w:val="000000"/>
           <w:sz w:val="22"/>
         </w:rPr>
         <w:t xml:space="preserve"> — Situasi ketika mesej disampaikan, termasuk persekitaran sekeliling atau budaya lebih luas (budaya korporat, budaya antarabangsa).</w:t>
@@ -1419,22 +2189,25 @@
     </w:p>
     <w:p>
       <w:pPr>
-        <w:spacing w:after="160"/>
+        <w:spacing w:after="120" w:line="276" w:lineRule="auto"/>
+        <w:jc w:val="left"/>
       </w:pPr>
       <w:r>
         <w:rPr>
-          <w:rFonts w:ascii="Arial" w:hAnsi="Arial"/>
+          <w:rFonts w:ascii="Arial" w:hAnsi="Arial" w:cs="Arial"/>
           <w:b/>
           <w:i w:val="0"/>
+          <w:color w:val="000000"/>
           <w:sz w:val="22"/>
         </w:rPr>
         <w:t>3.2 Menghapuskan Halangan pada Semua Peringkat</w:t>
       </w:r>
       <w:r>
         <w:rPr>
-          <w:rFonts w:ascii="Arial" w:hAnsi="Arial"/>
+          <w:rFonts w:ascii="Arial" w:hAnsi="Arial" w:cs="Arial"/>
           <w:b w:val="0"/>
           <w:i w:val="0"/>
+          <w:color w:val="000000"/>
           <w:sz w:val="22"/>
         </w:rPr>
         <w:t xml:space="preserve"> — Untuk menyampaikan mesej dengan berkesan, anda perlu komited menghapuskan halangan pada setiap peringkat proses komunikasi. Jika mesej terlalu panjang, tidak tersusun atau mengandungi ralat, ia mungkin disalahfahami. Anda perlu memahami budaya khalayak anda agar dapat berkomunikasi dengan orang latar belakang dan budaya berbeza dalam organisasi sendiri, di negara ini malah di luar negara.</w:t>
@@ -1442,76 +2215,85 @@
     </w:p>
     <w:p>
       <w:pPr>
-        <w:spacing w:after="160"/>
+        <w:spacing w:after="120" w:line="276" w:lineRule="auto"/>
+        <w:jc w:val="left"/>
       </w:pPr>
       <w:r>
         <w:rPr>
-          <w:rFonts w:ascii="Arial" w:hAnsi="Arial"/>
+          <w:rFonts w:ascii="Arial" w:hAnsi="Arial" w:cs="Arial"/>
           <w:b w:val="0"/>
           <w:i/>
+          <w:color w:val="000000"/>
           <w:sz w:val="22"/>
         </w:rPr>
         <w:t>Contoh studio:</w:t>
       </w:r>
       <w:r>
         <w:rPr>
-          <w:rFonts w:ascii="Arial" w:hAnsi="Arial"/>
+          <w:rFonts w:ascii="Arial" w:hAnsi="Arial" w:cs="Arial"/>
           <w:b w:val="0"/>
           <w:i w:val="0"/>
+          <w:color w:val="000000"/>
           <w:sz w:val="22"/>
         </w:rPr>
         <w:t xml:space="preserve"> apabila klien antarabangsa (Cina, Jepun) meminta perubahan editorial melalui emel ringkas tanpa konteks penuh, editor perlu mengesahkan semula (</w:t>
       </w:r>
       <w:r>
         <w:rPr>
-          <w:rFonts w:ascii="Arial" w:hAnsi="Arial"/>
+          <w:rFonts w:ascii="Arial" w:hAnsi="Arial" w:cs="Arial"/>
           <w:b w:val="0"/>
           <w:i/>
+          <w:color w:val="000000"/>
           <w:sz w:val="22"/>
         </w:rPr>
         <w:t>channel</w:t>
       </w:r>
       <w:r>
         <w:rPr>
-          <w:rFonts w:ascii="Arial" w:hAnsi="Arial"/>
+          <w:rFonts w:ascii="Arial" w:hAnsi="Arial" w:cs="Arial"/>
           <w:b w:val="0"/>
           <w:i w:val="0"/>
+          <w:color w:val="000000"/>
           <w:sz w:val="22"/>
         </w:rPr>
         <w:t xml:space="preserve"> + </w:t>
       </w:r>
       <w:r>
         <w:rPr>
-          <w:rFonts w:ascii="Arial" w:hAnsi="Arial"/>
+          <w:rFonts w:ascii="Arial" w:hAnsi="Arial" w:cs="Arial"/>
           <w:b w:val="0"/>
           <w:i/>
+          <w:color w:val="000000"/>
           <w:sz w:val="22"/>
         </w:rPr>
         <w:t>feedback</w:t>
       </w:r>
       <w:r>
         <w:rPr>
-          <w:rFonts w:ascii="Arial" w:hAnsi="Arial"/>
+          <w:rFonts w:ascii="Arial" w:hAnsi="Arial" w:cs="Arial"/>
           <w:b w:val="0"/>
           <w:i w:val="0"/>
+          <w:color w:val="000000"/>
           <w:sz w:val="22"/>
         </w:rPr>
         <w:t xml:space="preserve">) melalui panggilan video sebelum melaksanakan perubahan besar pada </w:t>
       </w:r>
       <w:r>
         <w:rPr>
-          <w:rFonts w:ascii="Arial" w:hAnsi="Arial"/>
+          <w:rFonts w:ascii="Arial" w:hAnsi="Arial" w:cs="Arial"/>
           <w:b w:val="0"/>
           <w:i/>
+          <w:color w:val="000000"/>
           <w:sz w:val="22"/>
         </w:rPr>
         <w:t>timeline</w:t>
       </w:r>
       <w:r>
         <w:rPr>
-          <w:rFonts w:ascii="Arial" w:hAnsi="Arial"/>
+          <w:rFonts w:ascii="Arial" w:hAnsi="Arial" w:cs="Arial"/>
           <w:b w:val="0"/>
           <w:i w:val="0"/>
+          <w:color w:val="000000"/>
           <w:sz w:val="22"/>
         </w:rPr>
         <w:t>, bagi mengelakkan salah tafsir arahan disebabkan perbezaan budaya dan bahasa.</w:t>
@@ -1519,45 +2301,51 @@
     </w:p>
     <w:p>
       <w:pPr>
-        <w:spacing w:before="200"/>
+        <w:spacing w:before="120" w:after="120" w:line="276" w:lineRule="auto"/>
+        <w:jc w:val="left"/>
       </w:pPr>
       <w:r>
         <w:rPr>
-          <w:rFonts w:ascii="Arial" w:hAnsi="Arial"/>
+          <w:rFonts w:ascii="Arial" w:hAnsi="Arial" w:cs="Arial"/>
           <w:b/>
           <w:i w:val="0"/>
-          <w:sz w:val="24"/>
+          <w:color w:val="000000"/>
+          <w:sz w:val="22"/>
         </w:rPr>
         <w:t>4. Tahap Kuasa (Authority Level)</w:t>
       </w:r>
     </w:p>
     <w:p>
       <w:pPr>
-        <w:spacing w:after="160"/>
+        <w:spacing w:after="120" w:line="276" w:lineRule="auto"/>
+        <w:jc w:val="left"/>
       </w:pPr>
       <w:r>
         <w:rPr>
-          <w:rFonts w:ascii="Arial" w:hAnsi="Arial"/>
+          <w:rFonts w:ascii="Arial" w:hAnsi="Arial" w:cs="Arial"/>
           <w:b w:val="0"/>
           <w:i w:val="0"/>
+          <w:color w:val="000000"/>
           <w:sz w:val="22"/>
         </w:rPr>
         <w:t>Pemerkasaan (</w:t>
       </w:r>
       <w:r>
         <w:rPr>
-          <w:rFonts w:ascii="Arial" w:hAnsi="Arial"/>
+          <w:rFonts w:ascii="Arial" w:hAnsi="Arial" w:cs="Arial"/>
           <w:b w:val="0"/>
           <w:i/>
+          <w:color w:val="000000"/>
           <w:sz w:val="22"/>
         </w:rPr>
         <w:t>empowerment</w:t>
       </w:r>
       <w:r>
         <w:rPr>
-          <w:rFonts w:ascii="Arial" w:hAnsi="Arial"/>
+          <w:rFonts w:ascii="Arial" w:hAnsi="Arial" w:cs="Arial"/>
           <w:b w:val="0"/>
           <w:i w:val="0"/>
+          <w:color w:val="000000"/>
           <w:sz w:val="22"/>
         </w:rPr>
         <w:t>) sering disalah anggap sebagai pilihan binari — sama ada anda memperkasakan seseorang, atau tidak. Sebenarnya, terdapat lebih banyak tahap kuasa yang boleh dibezakan. "Pemerkasaan adalah pemboleh ubah berterusan; orang boleh dilihat sebagai lebih atau kurang diperkasakan, bukannya diperkasakan atau tidak." — G.M. Spreitzer. Bagi setiap aktiviti individu, tujuh tahap kuasa boleh dibezakan (diubah suai daripada Susan M. Heathfield):</w:t>
@@ -1565,22 +2353,25 @@
     </w:p>
     <w:p>
       <w:pPr>
-        <w:spacing w:after="160"/>
+        <w:spacing w:after="120" w:line="276" w:lineRule="auto"/>
+        <w:jc w:val="left"/>
       </w:pPr>
       <w:r>
         <w:rPr>
-          <w:rFonts w:ascii="Arial" w:hAnsi="Arial"/>
+          <w:rFonts w:ascii="Arial" w:hAnsi="Arial" w:cs="Arial"/>
           <w:b/>
           <w:i w:val="0"/>
+          <w:color w:val="000000"/>
           <w:sz w:val="22"/>
         </w:rPr>
         <w:t>4.1 Tahap 1: Beritahu (Tell)</w:t>
       </w:r>
       <w:r>
         <w:rPr>
-          <w:rFonts w:ascii="Arial" w:hAnsi="Arial"/>
+          <w:rFonts w:ascii="Arial" w:hAnsi="Arial" w:cs="Arial"/>
           <w:b w:val="0"/>
           <w:i w:val="0"/>
+          <w:color w:val="000000"/>
           <w:sz w:val="22"/>
         </w:rPr>
         <w:t xml:space="preserve"> — Anda membuat keputusan dan mengumumkannya kepada pekerja. (Ini sebenarnya bukan pemerkasaan langsung.)</w:t>
@@ -1588,22 +2379,25 @@
     </w:p>
     <w:p>
       <w:pPr>
-        <w:spacing w:after="160"/>
+        <w:spacing w:after="120" w:line="276" w:lineRule="auto"/>
+        <w:jc w:val="left"/>
       </w:pPr>
       <w:r>
         <w:rPr>
-          <w:rFonts w:ascii="Arial" w:hAnsi="Arial"/>
+          <w:rFonts w:ascii="Arial" w:hAnsi="Arial" w:cs="Arial"/>
           <w:b w:val="0"/>
           <w:i/>
+          <w:color w:val="000000"/>
           <w:sz w:val="22"/>
         </w:rPr>
         <w:t>Contoh bilik editing:</w:t>
       </w:r>
       <w:r>
         <w:rPr>
-          <w:rFonts w:ascii="Arial" w:hAnsi="Arial"/>
+          <w:rFonts w:ascii="Arial" w:hAnsi="Arial" w:cs="Arial"/>
           <w:b w:val="0"/>
           <w:i w:val="0"/>
+          <w:color w:val="000000"/>
           <w:sz w:val="22"/>
         </w:rPr>
         <w:t xml:space="preserve"> Producer memberitahu editor bahawa tarikh siaran ditetapkan pada hari Jumaat — tiada ruang rundingan.</w:t>
@@ -1611,22 +2405,25 @@
     </w:p>
     <w:p>
       <w:pPr>
-        <w:spacing w:after="160"/>
+        <w:spacing w:after="120" w:line="276" w:lineRule="auto"/>
+        <w:jc w:val="left"/>
       </w:pPr>
       <w:r>
         <w:rPr>
-          <w:rFonts w:ascii="Arial" w:hAnsi="Arial"/>
+          <w:rFonts w:ascii="Arial" w:hAnsi="Arial" w:cs="Arial"/>
           <w:b/>
           <w:i w:val="0"/>
+          <w:color w:val="000000"/>
           <w:sz w:val="22"/>
         </w:rPr>
         <w:t>4.2 Tahap 2: Jual (Sell)</w:t>
       </w:r>
       <w:r>
         <w:rPr>
-          <w:rFonts w:ascii="Arial" w:hAnsi="Arial"/>
+          <w:rFonts w:ascii="Arial" w:hAnsi="Arial" w:cs="Arial"/>
           <w:b w:val="0"/>
           <w:i w:val="0"/>
+          <w:color w:val="000000"/>
           <w:sz w:val="22"/>
         </w:rPr>
         <w:t xml:space="preserve"> — Anda membuat keputusan, tetapi cuba mendapatkan komitmen pekerja dengan "menjual" idea kepada mereka.</w:t>
@@ -1634,40 +2431,45 @@
     </w:p>
     <w:p>
       <w:pPr>
-        <w:spacing w:after="160"/>
+        <w:spacing w:after="120" w:line="276" w:lineRule="auto"/>
+        <w:jc w:val="left"/>
       </w:pPr>
       <w:r>
         <w:rPr>
-          <w:rFonts w:ascii="Arial" w:hAnsi="Arial"/>
+          <w:rFonts w:ascii="Arial" w:hAnsi="Arial" w:cs="Arial"/>
           <w:b w:val="0"/>
           <w:i/>
+          <w:color w:val="000000"/>
           <w:sz w:val="22"/>
         </w:rPr>
         <w:t>Contoh:</w:t>
       </w:r>
       <w:r>
         <w:rPr>
-          <w:rFonts w:ascii="Arial" w:hAnsi="Arial"/>
+          <w:rFonts w:ascii="Arial" w:hAnsi="Arial" w:cs="Arial"/>
           <w:b w:val="0"/>
           <w:i w:val="0"/>
+          <w:color w:val="000000"/>
           <w:sz w:val="22"/>
         </w:rPr>
         <w:t xml:space="preserve"> Producer "menjual" idea menukar gaya </w:t>
       </w:r>
       <w:r>
         <w:rPr>
-          <w:rFonts w:ascii="Arial" w:hAnsi="Arial"/>
+          <w:rFonts w:ascii="Arial" w:hAnsi="Arial" w:cs="Arial"/>
           <w:b w:val="0"/>
           <w:i/>
+          <w:color w:val="000000"/>
           <w:sz w:val="22"/>
         </w:rPr>
         <w:t>color grading</w:t>
       </w:r>
       <w:r>
         <w:rPr>
-          <w:rFonts w:ascii="Arial" w:hAnsi="Arial"/>
+          <w:rFonts w:ascii="Arial" w:hAnsi="Arial" w:cs="Arial"/>
           <w:b w:val="0"/>
           <w:i w:val="0"/>
+          <w:color w:val="000000"/>
           <w:sz w:val="22"/>
         </w:rPr>
         <w:t xml:space="preserve"> kepada editor dengan menerangkan sebab estetika dan permintaan klien.</w:t>
@@ -1675,22 +2477,25 @@
     </w:p>
     <w:p>
       <w:pPr>
-        <w:spacing w:after="160"/>
+        <w:spacing w:after="120" w:line="276" w:lineRule="auto"/>
+        <w:jc w:val="left"/>
       </w:pPr>
       <w:r>
         <w:rPr>
-          <w:rFonts w:ascii="Arial" w:hAnsi="Arial"/>
+          <w:rFonts w:ascii="Arial" w:hAnsi="Arial" w:cs="Arial"/>
           <w:b/>
           <w:i w:val="0"/>
+          <w:color w:val="000000"/>
           <w:sz w:val="22"/>
         </w:rPr>
         <w:t>4.3 Tahap 3: Runding (Consult)</w:t>
       </w:r>
       <w:r>
         <w:rPr>
-          <w:rFonts w:ascii="Arial" w:hAnsi="Arial"/>
+          <w:rFonts w:ascii="Arial" w:hAnsi="Arial" w:cs="Arial"/>
           <w:b w:val="0"/>
           <w:i w:val="0"/>
+          <w:color w:val="000000"/>
           <w:sz w:val="22"/>
         </w:rPr>
         <w:t xml:space="preserve"> — Anda menjemput dan mempertimbangkan input pekerja sebelum membuat keputusan, tetapi jelas bahawa andalah yang membuat keputusan akhir.</w:t>
@@ -1698,22 +2503,25 @@
     </w:p>
     <w:p>
       <w:pPr>
-        <w:spacing w:after="160"/>
+        <w:spacing w:after="120" w:line="276" w:lineRule="auto"/>
+        <w:jc w:val="left"/>
       </w:pPr>
       <w:r>
         <w:rPr>
-          <w:rFonts w:ascii="Arial" w:hAnsi="Arial"/>
+          <w:rFonts w:ascii="Arial" w:hAnsi="Arial" w:cs="Arial"/>
           <w:b w:val="0"/>
           <w:i/>
+          <w:color w:val="000000"/>
           <w:sz w:val="22"/>
         </w:rPr>
         <w:t>Contoh:</w:t>
       </w:r>
       <w:r>
         <w:rPr>
-          <w:rFonts w:ascii="Arial" w:hAnsi="Arial"/>
+          <w:rFonts w:ascii="Arial" w:hAnsi="Arial" w:cs="Arial"/>
           <w:b w:val="0"/>
           <w:i w:val="0"/>
+          <w:color w:val="000000"/>
           <w:sz w:val="22"/>
         </w:rPr>
         <w:t xml:space="preserve"> Producer berunding dengan editor dan sound designer tentang lagu latar yang sesuai sebelum memilih sendiri.</w:t>
@@ -1721,22 +2529,25 @@
     </w:p>
     <w:p>
       <w:pPr>
-        <w:spacing w:after="160"/>
+        <w:spacing w:after="120" w:line="276" w:lineRule="auto"/>
+        <w:jc w:val="left"/>
       </w:pPr>
       <w:r>
         <w:rPr>
-          <w:rFonts w:ascii="Arial" w:hAnsi="Arial"/>
+          <w:rFonts w:ascii="Arial" w:hAnsi="Arial" w:cs="Arial"/>
           <w:b/>
           <w:i w:val="0"/>
+          <w:color w:val="000000"/>
           <w:sz w:val="22"/>
         </w:rPr>
         <w:t>4.4 Tahap 4: Sertai (Join)</w:t>
       </w:r>
       <w:r>
         <w:rPr>
-          <w:rFonts w:ascii="Arial" w:hAnsi="Arial"/>
+          <w:rFonts w:ascii="Arial" w:hAnsi="Arial" w:cs="Arial"/>
           <w:b w:val="0"/>
           <w:i w:val="0"/>
+          <w:color w:val="000000"/>
           <w:sz w:val="22"/>
         </w:rPr>
         <w:t xml:space="preserve"> — Anda menjemput pekerja berbincang bersama dan mencapai konsensus sebagai kumpulan; suara anda setara dengan yang lain.</w:t>
@@ -1744,58 +2555,65 @@
     </w:p>
     <w:p>
       <w:pPr>
-        <w:spacing w:after="160"/>
+        <w:spacing w:after="120" w:line="276" w:lineRule="auto"/>
+        <w:jc w:val="left"/>
       </w:pPr>
       <w:r>
         <w:rPr>
-          <w:rFonts w:ascii="Arial" w:hAnsi="Arial"/>
+          <w:rFonts w:ascii="Arial" w:hAnsi="Arial" w:cs="Arial"/>
           <w:b w:val="0"/>
           <w:i/>
+          <w:color w:val="000000"/>
           <w:sz w:val="22"/>
         </w:rPr>
         <w:t>Contoh:</w:t>
       </w:r>
       <w:r>
         <w:rPr>
-          <w:rFonts w:ascii="Arial" w:hAnsi="Arial"/>
+          <w:rFonts w:ascii="Arial" w:hAnsi="Arial" w:cs="Arial"/>
           <w:b w:val="0"/>
           <w:i w:val="0"/>
+          <w:color w:val="000000"/>
           <w:sz w:val="22"/>
         </w:rPr>
         <w:t xml:space="preserve"> seluruh krew editing bersama memilih </w:t>
       </w:r>
       <w:r>
         <w:rPr>
-          <w:rFonts w:ascii="Arial" w:hAnsi="Arial"/>
+          <w:rFonts w:ascii="Arial" w:hAnsi="Arial" w:cs="Arial"/>
           <w:b w:val="0"/>
           <w:i/>
+          <w:color w:val="000000"/>
           <w:sz w:val="22"/>
         </w:rPr>
         <w:t>thumbnail</w:t>
       </w:r>
       <w:r>
         <w:rPr>
-          <w:rFonts w:ascii="Arial" w:hAnsi="Arial"/>
+          <w:rFonts w:ascii="Arial" w:hAnsi="Arial" w:cs="Arial"/>
           <w:b w:val="0"/>
           <w:i w:val="0"/>
+          <w:color w:val="000000"/>
           <w:sz w:val="22"/>
         </w:rPr>
         <w:t xml:space="preserve"> atau </w:t>
       </w:r>
       <w:r>
         <w:rPr>
-          <w:rFonts w:ascii="Arial" w:hAnsi="Arial"/>
+          <w:rFonts w:ascii="Arial" w:hAnsi="Arial" w:cs="Arial"/>
           <w:b w:val="0"/>
           <w:i/>
+          <w:color w:val="000000"/>
           <w:sz w:val="22"/>
         </w:rPr>
         <w:t>poster frame</w:t>
       </w:r>
       <w:r>
         <w:rPr>
-          <w:rFonts w:ascii="Arial" w:hAnsi="Arial"/>
+          <w:rFonts w:ascii="Arial" w:hAnsi="Arial" w:cs="Arial"/>
           <w:b w:val="0"/>
           <w:i w:val="0"/>
+          <w:color w:val="000000"/>
           <w:sz w:val="22"/>
         </w:rPr>
         <w:t xml:space="preserve"> terbaik untuk projek.</w:t>
@@ -1803,22 +2621,25 @@
     </w:p>
     <w:p>
       <w:pPr>
-        <w:spacing w:after="160"/>
+        <w:spacing w:after="120" w:line="276" w:lineRule="auto"/>
+        <w:jc w:val="left"/>
       </w:pPr>
       <w:r>
         <w:rPr>
-          <w:rFonts w:ascii="Arial" w:hAnsi="Arial"/>
+          <w:rFonts w:ascii="Arial" w:hAnsi="Arial" w:cs="Arial"/>
           <w:b/>
           <w:i w:val="0"/>
+          <w:color w:val="000000"/>
           <w:sz w:val="22"/>
         </w:rPr>
         <w:t>4.5 Tahap 5: Nasihat (Advise)</w:t>
       </w:r>
       <w:r>
         <w:rPr>
-          <w:rFonts w:ascii="Arial" w:hAnsi="Arial"/>
+          <w:rFonts w:ascii="Arial" w:hAnsi="Arial" w:cs="Arial"/>
           <w:b w:val="0"/>
           <w:i w:val="0"/>
+          <w:color w:val="000000"/>
           <w:sz w:val="22"/>
         </w:rPr>
         <w:t xml:space="preserve"> — Anda cuba mempengaruhi pekerja dengan menyatakan pendapat anda, tetapi akhirnya membiarkan mereka membuat keputusan.</w:t>
@@ -1826,40 +2647,45 @@
     </w:p>
     <w:p>
       <w:pPr>
-        <w:spacing w:after="160"/>
+        <w:spacing w:after="120" w:line="276" w:lineRule="auto"/>
+        <w:jc w:val="left"/>
       </w:pPr>
       <w:r>
         <w:rPr>
-          <w:rFonts w:ascii="Arial" w:hAnsi="Arial"/>
+          <w:rFonts w:ascii="Arial" w:hAnsi="Arial" w:cs="Arial"/>
           <w:b w:val="0"/>
           <w:i/>
+          <w:color w:val="000000"/>
           <w:sz w:val="22"/>
         </w:rPr>
         <w:t>Contoh:</w:t>
       </w:r>
       <w:r>
         <w:rPr>
-          <w:rFonts w:ascii="Arial" w:hAnsi="Arial"/>
+          <w:rFonts w:ascii="Arial" w:hAnsi="Arial" w:cs="Arial"/>
           <w:b w:val="0"/>
           <w:i w:val="0"/>
+          <w:color w:val="000000"/>
           <w:sz w:val="22"/>
         </w:rPr>
         <w:t xml:space="preserve"> Producer menasihati editor junior tentang teknik </w:t>
       </w:r>
       <w:r>
         <w:rPr>
-          <w:rFonts w:ascii="Arial" w:hAnsi="Arial"/>
+          <w:rFonts w:ascii="Arial" w:hAnsi="Arial" w:cs="Arial"/>
           <w:b w:val="0"/>
           <w:i/>
+          <w:color w:val="000000"/>
           <w:sz w:val="22"/>
         </w:rPr>
         <w:t>transition</w:t>
       </w:r>
       <w:r>
         <w:rPr>
-          <w:rFonts w:ascii="Arial" w:hAnsi="Arial"/>
+          <w:rFonts w:ascii="Arial" w:hAnsi="Arial" w:cs="Arial"/>
           <w:b w:val="0"/>
           <w:i w:val="0"/>
+          <w:color w:val="000000"/>
           <w:sz w:val="22"/>
         </w:rPr>
         <w:t xml:space="preserve"> tetapi membiarkan editor membuat keputusan akhir.</w:t>
@@ -1867,22 +2693,25 @@
     </w:p>
     <w:p>
       <w:pPr>
-        <w:spacing w:after="160"/>
+        <w:spacing w:after="120" w:line="276" w:lineRule="auto"/>
+        <w:jc w:val="left"/>
       </w:pPr>
       <w:r>
         <w:rPr>
-          <w:rFonts w:ascii="Arial" w:hAnsi="Arial"/>
+          <w:rFonts w:ascii="Arial" w:hAnsi="Arial" w:cs="Arial"/>
           <w:b/>
           <w:i w:val="0"/>
+          <w:color w:val="000000"/>
           <w:sz w:val="22"/>
         </w:rPr>
         <w:t>4.6 Tahap 6: Sahkan (Confirm)</w:t>
       </w:r>
       <w:r>
         <w:rPr>
-          <w:rFonts w:ascii="Arial" w:hAnsi="Arial"/>
+          <w:rFonts w:ascii="Arial" w:hAnsi="Arial" w:cs="Arial"/>
           <w:b w:val="0"/>
           <w:i w:val="0"/>
+          <w:color w:val="000000"/>
           <w:sz w:val="22"/>
         </w:rPr>
         <w:t xml:space="preserve"> — Anda membiarkan pasukan membuat keputusan dahulu, dengan cadangan (bukan wajib) supaya mereka boleh meyakinkan anda selepas itu.</w:t>
@@ -1890,40 +2719,45 @@
     </w:p>
     <w:p>
       <w:pPr>
-        <w:spacing w:after="160"/>
+        <w:spacing w:after="120" w:line="276" w:lineRule="auto"/>
+        <w:jc w:val="left"/>
       </w:pPr>
       <w:r>
         <w:rPr>
-          <w:rFonts w:ascii="Arial" w:hAnsi="Arial"/>
+          <w:rFonts w:ascii="Arial" w:hAnsi="Arial" w:cs="Arial"/>
           <w:b w:val="0"/>
           <w:i/>
+          <w:color w:val="000000"/>
           <w:sz w:val="22"/>
         </w:rPr>
         <w:t>Contoh:</w:t>
       </w:r>
       <w:r>
         <w:rPr>
-          <w:rFonts w:ascii="Arial" w:hAnsi="Arial"/>
+          <w:rFonts w:ascii="Arial" w:hAnsi="Arial" w:cs="Arial"/>
           <w:b w:val="0"/>
           <w:i w:val="0"/>
+          <w:color w:val="000000"/>
           <w:sz w:val="22"/>
         </w:rPr>
         <w:t xml:space="preserve"> pasukan editing memilih susunan </w:t>
       </w:r>
       <w:r>
         <w:rPr>
-          <w:rFonts w:ascii="Arial" w:hAnsi="Arial"/>
+          <w:rFonts w:ascii="Arial" w:hAnsi="Arial" w:cs="Arial"/>
           <w:b w:val="0"/>
           <w:i/>
+          <w:color w:val="000000"/>
           <w:sz w:val="22"/>
         </w:rPr>
         <w:t>scene</w:t>
       </w:r>
       <w:r>
         <w:rPr>
-          <w:rFonts w:ascii="Arial" w:hAnsi="Arial"/>
+          <w:rFonts w:ascii="Arial" w:hAnsi="Arial" w:cs="Arial"/>
           <w:b w:val="0"/>
           <w:i w:val="0"/>
+          <w:color w:val="000000"/>
           <w:sz w:val="22"/>
         </w:rPr>
         <w:t xml:space="preserve"> sendiri dan hanya memaklumkan Producer untuk pengesahan akhir.</w:t>
@@ -1931,22 +2765,25 @@
     </w:p>
     <w:p>
       <w:pPr>
-        <w:spacing w:after="160"/>
+        <w:spacing w:after="120" w:line="276" w:lineRule="auto"/>
+        <w:jc w:val="left"/>
       </w:pPr>
       <w:r>
         <w:rPr>
-          <w:rFonts w:ascii="Arial" w:hAnsi="Arial"/>
+          <w:rFonts w:ascii="Arial" w:hAnsi="Arial" w:cs="Arial"/>
           <w:b/>
           <w:i w:val="0"/>
+          <w:color w:val="000000"/>
           <w:sz w:val="22"/>
         </w:rPr>
         <w:t>4.7 Tahap 7: Wakilkan (Delegate)</w:t>
       </w:r>
       <w:r>
         <w:rPr>
-          <w:rFonts w:ascii="Arial" w:hAnsi="Arial"/>
+          <w:rFonts w:ascii="Arial" w:hAnsi="Arial" w:cs="Arial"/>
           <w:b w:val="0"/>
           <w:i w:val="0"/>
+          <w:color w:val="000000"/>
           <w:sz w:val="22"/>
         </w:rPr>
         <w:t xml:space="preserve"> — Anda serahkan sepenuhnya kepada pasukan untuk menguruskan perkara tersebut.</w:t>
@@ -1954,40 +2791,45 @@
     </w:p>
     <w:p>
       <w:pPr>
-        <w:spacing w:after="160"/>
+        <w:spacing w:after="120" w:line="276" w:lineRule="auto"/>
+        <w:jc w:val="left"/>
       </w:pPr>
       <w:r>
         <w:rPr>
-          <w:rFonts w:ascii="Arial" w:hAnsi="Arial"/>
+          <w:rFonts w:ascii="Arial" w:hAnsi="Arial" w:cs="Arial"/>
           <w:b w:val="0"/>
           <w:i/>
+          <w:color w:val="000000"/>
           <w:sz w:val="22"/>
         </w:rPr>
         <w:t>Contoh:</w:t>
       </w:r>
       <w:r>
         <w:rPr>
-          <w:rFonts w:ascii="Arial" w:hAnsi="Arial"/>
+          <w:rFonts w:ascii="Arial" w:hAnsi="Arial" w:cs="Arial"/>
           <w:b w:val="0"/>
           <w:i w:val="0"/>
+          <w:color w:val="000000"/>
           <w:sz w:val="22"/>
         </w:rPr>
         <w:t xml:space="preserve"> Producer mewakilkan sepenuhnya kerja </w:t>
       </w:r>
       <w:r>
         <w:rPr>
-          <w:rFonts w:ascii="Arial" w:hAnsi="Arial"/>
+          <w:rFonts w:ascii="Arial" w:hAnsi="Arial" w:cs="Arial"/>
           <w:b w:val="0"/>
           <w:i/>
+          <w:color w:val="000000"/>
           <w:sz w:val="22"/>
         </w:rPr>
         <w:t>sound mixing</w:t>
       </w:r>
       <w:r>
         <w:rPr>
-          <w:rFonts w:ascii="Arial" w:hAnsi="Arial"/>
+          <w:rFonts w:ascii="Arial" w:hAnsi="Arial" w:cs="Arial"/>
           <w:b w:val="0"/>
           <w:i w:val="0"/>
+          <w:color w:val="000000"/>
           <w:sz w:val="22"/>
         </w:rPr>
         <w:t xml:space="preserve"> kepada sound engineer tanpa campur tangan.</w:t>
@@ -1995,139 +2837,159 @@
     </w:p>
     <w:p>
       <w:pPr>
-        <w:spacing w:after="160"/>
+        <w:spacing w:after="120" w:line="276" w:lineRule="auto"/>
+        <w:jc w:val="left"/>
       </w:pPr>
       <w:r>
         <w:rPr>
-          <w:rFonts w:ascii="Arial" w:hAnsi="Arial"/>
+          <w:rFonts w:ascii="Arial" w:hAnsi="Arial" w:cs="Arial"/>
           <w:b w:val="0"/>
           <w:i w:val="0"/>
+          <w:color w:val="000000"/>
           <w:sz w:val="22"/>
         </w:rPr>
         <w:t xml:space="preserve">Tahap kuasa ini boleh berbeza mengikut topik — contohnya seorang Producer mungkin </w:t>
       </w:r>
       <w:r>
         <w:rPr>
-          <w:rFonts w:ascii="Arial" w:hAnsi="Arial"/>
+          <w:rFonts w:ascii="Arial" w:hAnsi="Arial" w:cs="Arial"/>
           <w:b w:val="0"/>
           <w:i/>
+          <w:color w:val="000000"/>
           <w:sz w:val="22"/>
         </w:rPr>
         <w:t>Tell</w:t>
       </w:r>
       <w:r>
         <w:rPr>
-          <w:rFonts w:ascii="Arial" w:hAnsi="Arial"/>
+          <w:rFonts w:ascii="Arial" w:hAnsi="Arial" w:cs="Arial"/>
           <w:b w:val="0"/>
           <w:i w:val="0"/>
+          <w:color w:val="000000"/>
           <w:sz w:val="22"/>
         </w:rPr>
         <w:t xml:space="preserve"> untuk tarikh siaran (tiada ruang rundingan dengan pihak stesen TV), tetapi </w:t>
       </w:r>
       <w:r>
         <w:rPr>
-          <w:rFonts w:ascii="Arial" w:hAnsi="Arial"/>
+          <w:rFonts w:ascii="Arial" w:hAnsi="Arial" w:cs="Arial"/>
           <w:b w:val="0"/>
           <w:i/>
+          <w:color w:val="000000"/>
           <w:sz w:val="22"/>
         </w:rPr>
         <w:t>Delegate</w:t>
       </w:r>
       <w:r>
         <w:rPr>
-          <w:rFonts w:ascii="Arial" w:hAnsi="Arial"/>
+          <w:rFonts w:ascii="Arial" w:hAnsi="Arial" w:cs="Arial"/>
           <w:b w:val="0"/>
           <w:i w:val="0"/>
+          <w:color w:val="000000"/>
           <w:sz w:val="22"/>
         </w:rPr>
         <w:t xml:space="preserve"> sepenuhnya kerja teknikal </w:t>
       </w:r>
       <w:r>
         <w:rPr>
-          <w:rFonts w:ascii="Arial" w:hAnsi="Arial"/>
+          <w:rFonts w:ascii="Arial" w:hAnsi="Arial" w:cs="Arial"/>
           <w:b w:val="0"/>
           <w:i/>
+          <w:color w:val="000000"/>
           <w:sz w:val="22"/>
         </w:rPr>
         <w:t>rendering</w:t>
       </w:r>
       <w:r>
         <w:rPr>
-          <w:rFonts w:ascii="Arial" w:hAnsi="Arial"/>
+          <w:rFonts w:ascii="Arial" w:hAnsi="Arial" w:cs="Arial"/>
           <w:b w:val="0"/>
           <w:i w:val="0"/>
+          <w:color w:val="000000"/>
           <w:sz w:val="22"/>
         </w:rPr>
         <w:t xml:space="preserve"> kepada juruteknik. Setiap topik memerlukan tahap kuasanya sendiri, dan lebih jauh anda pergi, lebih baik. Namun dalam sesetengah kes, terbaik bermula dengan </w:t>
       </w:r>
       <w:r>
         <w:rPr>
-          <w:rFonts w:ascii="Arial" w:hAnsi="Arial"/>
+          <w:rFonts w:ascii="Arial" w:hAnsi="Arial" w:cs="Arial"/>
           <w:b w:val="0"/>
           <w:i/>
+          <w:color w:val="000000"/>
           <w:sz w:val="22"/>
         </w:rPr>
         <w:t>Tell</w:t>
       </w:r>
       <w:r>
         <w:rPr>
-          <w:rFonts w:ascii="Arial" w:hAnsi="Arial"/>
+          <w:rFonts w:ascii="Arial" w:hAnsi="Arial" w:cs="Arial"/>
           <w:b w:val="0"/>
           <w:i w:val="0"/>
+          <w:color w:val="000000"/>
           <w:sz w:val="22"/>
         </w:rPr>
         <w:t xml:space="preserve"> atau </w:t>
       </w:r>
       <w:r>
         <w:rPr>
-          <w:rFonts w:ascii="Arial" w:hAnsi="Arial"/>
+          <w:rFonts w:ascii="Arial" w:hAnsi="Arial" w:cs="Arial"/>
           <w:b w:val="0"/>
           <w:i/>
+          <w:color w:val="000000"/>
           <w:sz w:val="22"/>
         </w:rPr>
         <w:t>Sell</w:t>
       </w:r>
       <w:r>
         <w:rPr>
-          <w:rFonts w:ascii="Arial" w:hAnsi="Arial"/>
+          <w:rFonts w:ascii="Arial" w:hAnsi="Arial" w:cs="Arial"/>
           <w:b w:val="0"/>
           <w:i w:val="0"/>
+          <w:color w:val="000000"/>
           <w:sz w:val="22"/>
         </w:rPr>
         <w:t>, kemudian secara beransur meningkatkan kuasa ahli pasukan seiring pengalaman mereka berkembang. "Cara terbaik memperkasakan ahli pasukan ialah secara beransur-ansur dan sistematik. […] Tanggungjawab pengurusan kendiri dan membuat keputusan perlu diserahkan kepada pekerja mengikut kesediaan mereka." — S. Caudron.</w:t>
       </w:r>
     </w:p>
     <w:p>
+      <w:pPr>
+        <w:spacing w:before="120" w:after="120" w:line="276" w:lineRule="auto"/>
+        <w:jc w:val="left"/>
+      </w:pPr>
       <w:r>
         <w:rPr>
-          <w:rFonts w:ascii="Arial" w:hAnsi="Arial"/>
+          <w:rFonts w:ascii="Arial" w:hAnsi="Arial" w:cs="Arial"/>
           <w:b/>
-          <w:sz w:val="24"/>
+          <w:color w:val="000000"/>
+          <w:sz w:val="22"/>
         </w:rPr>
         <w:t>SOALAN</w:t>
       </w:r>
       <w:r>
         <w:rPr>
-          <w:rFonts w:ascii="Arial" w:hAnsi="Arial"/>
+          <w:rFonts w:ascii="Arial" w:hAnsi="Arial" w:cs="Arial"/>
           <w:b/>
-          <w:sz w:val="24"/>
+          <w:color w:val="000000"/>
+          <w:sz w:val="22"/>
         </w:rPr>
         <w:t>/</w:t>
       </w:r>
       <w:r>
         <w:rPr>
-          <w:rFonts w:ascii="Arial" w:hAnsi="Arial"/>
+          <w:rFonts w:ascii="Arial" w:hAnsi="Arial" w:cs="Arial"/>
           <w:b/>
           <w:i/>
-          <w:sz w:val="24"/>
+          <w:color w:val="000000"/>
+          <w:sz w:val="22"/>
         </w:rPr>
         <w:t>QUESTION</w:t>
       </w:r>
       <w:r>
         <w:rPr>
-          <w:rFonts w:ascii="Arial" w:hAnsi="Arial"/>
+          <w:rFonts w:ascii="Arial" w:hAnsi="Arial" w:cs="Arial"/>
           <w:b/>
-          <w:sz w:val="24"/>
+          <w:color w:val="000000"/>
+          <w:sz w:val="22"/>
         </w:rPr>
         <w:t>:</w:t>
       </w:r>
@@ -2135,13 +2997,15 @@
     <w:p/>
     <w:p>
       <w:pPr>
-        <w:spacing w:after="160"/>
+        <w:spacing w:after="120" w:before="120" w:line="276" w:lineRule="auto"/>
+        <w:jc w:val="left"/>
       </w:pPr>
       <w:r>
         <w:rPr>
-          <w:rFonts w:ascii="Arial" w:hAnsi="Arial"/>
+          <w:rFonts w:ascii="Arial" w:hAnsi="Arial" w:cs="Arial"/>
           <w:b/>
           <w:i w:val="0"/>
+          <w:color w:val="000000"/>
           <w:sz w:val="22"/>
         </w:rPr>
         <w:t>1. Tuliskan secara ringkas apa itu Prosedur Operasi Standard (SOP).</w:t>
@@ -2149,40 +3013,45 @@
     </w:p>
     <w:p>
       <w:pPr>
-        <w:spacing w:after="160"/>
+        <w:spacing w:after="120" w:line="276" w:lineRule="auto"/>
+        <w:jc w:val="left"/>
       </w:pPr>
       <w:r>
         <w:rPr>
-          <w:rFonts w:ascii="Arial" w:hAnsi="Arial"/>
+          <w:rFonts w:ascii="Arial" w:hAnsi="Arial" w:cs="Arial"/>
           <w:b w:val="0"/>
           <w:i/>
+          <w:color w:val="000000"/>
           <w:sz w:val="22"/>
         </w:rPr>
         <w:t>Jawapan model:</w:t>
       </w:r>
       <w:r>
         <w:rPr>
-          <w:rFonts w:ascii="Arial" w:hAnsi="Arial"/>
+          <w:rFonts w:ascii="Arial" w:hAnsi="Arial" w:cs="Arial"/>
           <w:b w:val="0"/>
           <w:i w:val="0"/>
+          <w:color w:val="000000"/>
           <w:sz w:val="22"/>
         </w:rPr>
         <w:t xml:space="preserve"> SOP ialah arahan bertulis yang mendokumenkan cara melaksanakan aktiviti rutin bagi memastikan konsistensi dan kualiti — contohnya SOP </w:t>
       </w:r>
       <w:r>
         <w:rPr>
-          <w:rFonts w:ascii="Arial" w:hAnsi="Arial"/>
+          <w:rFonts w:ascii="Arial" w:hAnsi="Arial" w:cs="Arial"/>
           <w:b w:val="0"/>
           <w:i/>
+          <w:color w:val="000000"/>
           <w:sz w:val="22"/>
         </w:rPr>
         <w:t>backup</w:t>
       </w:r>
       <w:r>
         <w:rPr>
-          <w:rFonts w:ascii="Arial" w:hAnsi="Arial"/>
+          <w:rFonts w:ascii="Arial" w:hAnsi="Arial" w:cs="Arial"/>
           <w:b w:val="0"/>
           <w:i w:val="0"/>
+          <w:color w:val="000000"/>
           <w:sz w:val="22"/>
         </w:rPr>
         <w:t xml:space="preserve"> footage dalam studio editing yang mewajibkan salinan ke dua storan berasingan.</w:t>
@@ -2190,13 +3059,15 @@
     </w:p>
     <w:p>
       <w:pPr>
-        <w:spacing w:after="160"/>
+        <w:spacing w:after="120" w:before="120" w:line="276" w:lineRule="auto"/>
+        <w:jc w:val="left"/>
       </w:pPr>
       <w:r>
         <w:rPr>
-          <w:rFonts w:ascii="Arial" w:hAnsi="Arial"/>
+          <w:rFonts w:ascii="Arial" w:hAnsi="Arial" w:cs="Arial"/>
           <w:b/>
           <w:i w:val="0"/>
+          <w:color w:val="000000"/>
           <w:sz w:val="22"/>
         </w:rPr>
         <w:t>2. Apakah faedah "prosedur operasi standard (SOP)" dalam organisasi?</w:t>
@@ -2204,58 +3075,65 @@
     </w:p>
     <w:p>
       <w:pPr>
-        <w:spacing w:after="160"/>
+        <w:spacing w:after="120" w:line="276" w:lineRule="auto"/>
+        <w:jc w:val="left"/>
       </w:pPr>
       <w:r>
         <w:rPr>
-          <w:rFonts w:ascii="Arial" w:hAnsi="Arial"/>
+          <w:rFonts w:ascii="Arial" w:hAnsi="Arial" w:cs="Arial"/>
           <w:b w:val="0"/>
           <w:i/>
+          <w:color w:val="000000"/>
           <w:sz w:val="22"/>
         </w:rPr>
         <w:t>Jawapan model:</w:t>
       </w:r>
       <w:r>
         <w:rPr>
-          <w:rFonts w:ascii="Arial" w:hAnsi="Arial"/>
+          <w:rFonts w:ascii="Arial" w:hAnsi="Arial" w:cs="Arial"/>
           <w:b w:val="0"/>
           <w:i w:val="0"/>
+          <w:color w:val="000000"/>
           <w:sz w:val="22"/>
         </w:rPr>
         <w:t xml:space="preserve"> SOP memastikan hasil kerja konsisten walau siapa pekerja yang mengendalikannya, menjadi rujukan latihan pekerja baharu (contohnya prosedur </w:t>
       </w:r>
       <w:r>
         <w:rPr>
-          <w:rFonts w:ascii="Arial" w:hAnsi="Arial"/>
+          <w:rFonts w:ascii="Arial" w:hAnsi="Arial" w:cs="Arial"/>
           <w:b w:val="0"/>
           <w:i/>
+          <w:color w:val="000000"/>
           <w:sz w:val="22"/>
         </w:rPr>
         <w:t>export</w:t>
       </w:r>
       <w:r>
         <w:rPr>
-          <w:rFonts w:ascii="Arial" w:hAnsi="Arial"/>
+          <w:rFonts w:ascii="Arial" w:hAnsi="Arial" w:cs="Arial"/>
           <w:b w:val="0"/>
           <w:i w:val="0"/>
+          <w:color w:val="000000"/>
           <w:sz w:val="22"/>
         </w:rPr>
         <w:t xml:space="preserve"> dan </w:t>
       </w:r>
       <w:r>
         <w:rPr>
-          <w:rFonts w:ascii="Arial" w:hAnsi="Arial"/>
+          <w:rFonts w:ascii="Arial" w:hAnsi="Arial" w:cs="Arial"/>
           <w:b w:val="0"/>
           <w:i/>
+          <w:color w:val="000000"/>
           <w:sz w:val="22"/>
         </w:rPr>
         <w:t>naming convention</w:t>
       </w:r>
       <w:r>
         <w:rPr>
-          <w:rFonts w:ascii="Arial" w:hAnsi="Arial"/>
+          <w:rFonts w:ascii="Arial" w:hAnsi="Arial" w:cs="Arial"/>
           <w:b w:val="0"/>
           <w:i w:val="0"/>
+          <w:color w:val="000000"/>
           <w:sz w:val="22"/>
         </w:rPr>
         <w:t xml:space="preserve"> fail editing), dan mesti tersedia di lokasi kerja sebenar.</w:t>
@@ -2263,13 +3141,15 @@
     </w:p>
     <w:p>
       <w:pPr>
-        <w:spacing w:after="160"/>
+        <w:spacing w:after="120" w:before="120" w:line="276" w:lineRule="auto"/>
+        <w:jc w:val="left"/>
       </w:pPr>
       <w:r>
         <w:rPr>
-          <w:rFonts w:ascii="Arial" w:hAnsi="Arial"/>
+          <w:rFonts w:ascii="Arial" w:hAnsi="Arial" w:cs="Arial"/>
           <w:b/>
           <w:i w:val="0"/>
+          <w:color w:val="000000"/>
           <w:sz w:val="22"/>
         </w:rPr>
         <w:t>3. Terangkan secara ringkas apa itu prosedur tindak balas dan nyatakan dua (2) panduan prosedur tindak balas dalam membuat keputusan.</w:t>
@@ -2277,58 +3157,65 @@
     </w:p>
     <w:p>
       <w:pPr>
-        <w:spacing w:after="160"/>
+        <w:spacing w:after="120" w:line="276" w:lineRule="auto"/>
+        <w:jc w:val="left"/>
       </w:pPr>
       <w:r>
         <w:rPr>
-          <w:rFonts w:ascii="Arial" w:hAnsi="Arial"/>
+          <w:rFonts w:ascii="Arial" w:hAnsi="Arial" w:cs="Arial"/>
           <w:b w:val="0"/>
           <w:i/>
+          <w:color w:val="000000"/>
           <w:sz w:val="22"/>
         </w:rPr>
         <w:t>Jawapan model:</w:t>
       </w:r>
       <w:r>
         <w:rPr>
-          <w:rFonts w:ascii="Arial" w:hAnsi="Arial"/>
+          <w:rFonts w:ascii="Arial" w:hAnsi="Arial" w:cs="Arial"/>
           <w:b w:val="0"/>
           <w:i w:val="0"/>
+          <w:color w:val="000000"/>
           <w:sz w:val="22"/>
         </w:rPr>
         <w:t xml:space="preserve"> Prosedur tindak balas ialah keupayaan bertindak balas secara dinamik terhadap kejadian tidak dijangka (contohnya media </w:t>
       </w:r>
       <w:r>
         <w:rPr>
-          <w:rFonts w:ascii="Arial" w:hAnsi="Arial"/>
+          <w:rFonts w:ascii="Arial" w:hAnsi="Arial" w:cs="Arial"/>
           <w:b w:val="0"/>
           <w:i/>
+          <w:color w:val="000000"/>
           <w:sz w:val="22"/>
         </w:rPr>
         <w:t>footage</w:t>
       </w:r>
       <w:r>
         <w:rPr>
-          <w:rFonts w:ascii="Arial" w:hAnsi="Arial"/>
+          <w:rFonts w:ascii="Arial" w:hAnsi="Arial" w:cs="Arial"/>
           <w:b w:val="0"/>
           <w:i w:val="0"/>
+          <w:color w:val="000000"/>
           <w:sz w:val="22"/>
         </w:rPr>
         <w:t xml:space="preserve"> rosak). Dua panduan: (i) responsif segera menggunakan KPI/maklumat masa nyata untuk membuat keputusan pantas; (ii) pengoptimuman holistik — menyepadukan penyelesaian jangka pendek (memulihkan projek segera) dengan perancangan jangka panjang (mengukuhkan SOP </w:t>
       </w:r>
       <w:r>
         <w:rPr>
-          <w:rFonts w:ascii="Arial" w:hAnsi="Arial"/>
+          <w:rFonts w:ascii="Arial" w:hAnsi="Arial" w:cs="Arial"/>
           <w:b w:val="0"/>
           <w:i/>
+          <w:color w:val="000000"/>
           <w:sz w:val="22"/>
         </w:rPr>
         <w:t>backup</w:t>
       </w:r>
       <w:r>
         <w:rPr>
-          <w:rFonts w:ascii="Arial" w:hAnsi="Arial"/>
+          <w:rFonts w:ascii="Arial" w:hAnsi="Arial" w:cs="Arial"/>
           <w:b w:val="0"/>
           <w:i w:val="0"/>
+          <w:color w:val="000000"/>
           <w:sz w:val="22"/>
         </w:rPr>
         <w:t>).</w:t>
@@ -2336,13 +3223,15 @@
     </w:p>
     <w:p>
       <w:pPr>
-        <w:spacing w:after="160"/>
+        <w:spacing w:after="120" w:before="120" w:line="276" w:lineRule="auto"/>
+        <w:jc w:val="left"/>
       </w:pPr>
       <w:r>
         <w:rPr>
-          <w:rFonts w:ascii="Arial" w:hAnsi="Arial"/>
+          <w:rFonts w:ascii="Arial" w:hAnsi="Arial" w:cs="Arial"/>
           <w:b/>
           <w:i w:val="0"/>
+          <w:color w:val="000000"/>
           <w:sz w:val="22"/>
         </w:rPr>
         <w:t>4. Kenapa penghapusan halangan dalam kemahiran komunikasi menjadi sangat penting?</w:t>
@@ -2350,76 +3239,89 @@
     </w:p>
     <w:p>
       <w:pPr>
-        <w:spacing w:after="160"/>
+        <w:spacing w:after="120" w:line="276" w:lineRule="auto"/>
+        <w:jc w:val="left"/>
       </w:pPr>
       <w:r>
         <w:rPr>
-          <w:rFonts w:ascii="Arial" w:hAnsi="Arial"/>
+          <w:rFonts w:ascii="Arial" w:hAnsi="Arial" w:cs="Arial"/>
           <w:b w:val="0"/>
           <w:i/>
+          <w:color w:val="000000"/>
           <w:sz w:val="22"/>
         </w:rPr>
         <w:t>Jawapan model:</w:t>
       </w:r>
       <w:r>
         <w:rPr>
-          <w:rFonts w:ascii="Arial" w:hAnsi="Arial"/>
+          <w:rFonts w:ascii="Arial" w:hAnsi="Arial" w:cs="Arial"/>
           <w:b w:val="0"/>
           <w:i w:val="0"/>
+          <w:color w:val="000000"/>
           <w:sz w:val="22"/>
         </w:rPr>
         <w:t xml:space="preserve"> Kerana halangan komunikasi (contohnya arahan klien antarabangsa yang tidak jelas melalui emel ringkas) boleh menyebabkan salah faham, kekeliruan dan kerja </w:t>
       </w:r>
       <w:r>
         <w:rPr>
-          <w:rFonts w:ascii="Arial" w:hAnsi="Arial"/>
+          <w:rFonts w:ascii="Arial" w:hAnsi="Arial" w:cs="Arial"/>
           <w:b w:val="0"/>
           <w:i/>
+          <w:color w:val="000000"/>
           <w:sz w:val="22"/>
         </w:rPr>
         <w:t>editing</w:t>
       </w:r>
       <w:r>
         <w:rPr>
-          <w:rFonts w:ascii="Arial" w:hAnsi="Arial"/>
+          <w:rFonts w:ascii="Arial" w:hAnsi="Arial" w:cs="Arial"/>
           <w:b w:val="0"/>
           <w:i w:val="0"/>
+          <w:color w:val="000000"/>
           <w:sz w:val="22"/>
         </w:rPr>
         <w:t xml:space="preserve"> yang salah arah, yang membazirkan masa dan menjejaskan hubungan kerja dengan klien.</w:t>
       </w:r>
     </w:p>
     <w:p>
+      <w:pPr>
+        <w:spacing w:before="120" w:after="120" w:line="276" w:lineRule="auto"/>
+        <w:jc w:val="left"/>
+      </w:pPr>
       <w:r>
         <w:rPr>
-          <w:rFonts w:ascii="Arial" w:hAnsi="Arial"/>
+          <w:rFonts w:ascii="Arial" w:hAnsi="Arial" w:cs="Arial"/>
           <w:b/>
-          <w:sz w:val="24"/>
+          <w:color w:val="000000"/>
+          <w:sz w:val="22"/>
         </w:rPr>
         <w:t>RUJUKAN</w:t>
       </w:r>
       <w:r>
         <w:rPr>
-          <w:rFonts w:ascii="Arial" w:hAnsi="Arial"/>
+          <w:rFonts w:ascii="Arial" w:hAnsi="Arial" w:cs="Arial"/>
           <w:b/>
-          <w:sz w:val="24"/>
+          <w:color w:val="000000"/>
+          <w:sz w:val="22"/>
         </w:rPr>
         <w:t>/</w:t>
       </w:r>
       <w:r>
         <w:rPr>
-          <w:rFonts w:ascii="Arial" w:hAnsi="Arial"/>
+          <w:rFonts w:ascii="Arial" w:hAnsi="Arial" w:cs="Arial"/>
           <w:b/>
           <w:i/>
-          <w:sz w:val="24"/>
+          <w:color w:val="000000"/>
+          <w:sz w:val="22"/>
         </w:rPr>
         <w:t>REFERENCES</w:t>
       </w:r>
       <w:r>
         <w:rPr>
-          <w:rFonts w:ascii="Arial" w:hAnsi="Arial"/>
+          <w:rFonts w:ascii="Arial" w:hAnsi="Arial" w:cs="Arial"/>
           <w:b/>
-          <w:sz w:val="24"/>
+          <w:color w:val="000000"/>
+          <w:sz w:val="22"/>
         </w:rPr>
         <w:t>:</w:t>
       </w:r>
@@ -2427,13 +3329,15 @@
     <w:p/>
     <w:p>
       <w:pPr>
-        <w:spacing w:after="160"/>
+        <w:spacing w:after="120" w:line="276" w:lineRule="auto"/>
+        <w:jc w:val="left"/>
       </w:pPr>
       <w:r>
         <w:rPr>
-          <w:rFonts w:ascii="Arial" w:hAnsi="Arial"/>
+          <w:rFonts w:ascii="Arial" w:hAnsi="Arial" w:cs="Arial"/>
           <w:b w:val="0"/>
           <w:i w:val="0"/>
+          <w:color w:val="000000"/>
           <w:sz w:val="22"/>
         </w:rPr>
         <w:t>1. http://ompartners.com/solutions/omp-plus/response-planning?gclid=CMGyq7LWt8YCFQSSjgodJ7IAEQ</w:t>
@@ -2441,13 +3345,15 @@
     </w:p>
     <w:p>
       <w:pPr>
-        <w:spacing w:after="160"/>
+        <w:spacing w:after="120" w:line="276" w:lineRule="auto"/>
+        <w:jc w:val="left"/>
       </w:pPr>
       <w:r>
         <w:rPr>
-          <w:rFonts w:ascii="Arial" w:hAnsi="Arial"/>
+          <w:rFonts w:ascii="Arial" w:hAnsi="Arial" w:cs="Arial"/>
           <w:b w:val="0"/>
           <w:i w:val="0"/>
+          <w:color w:val="000000"/>
           <w:sz w:val="22"/>
         </w:rPr>
         <w:t>2. http://www.mindtools.com/CommSkll/CommunicationIntro.htm</w:t>
@@ -2455,13 +3361,15 @@
     </w:p>
     <w:p>
       <w:pPr>
-        <w:spacing w:after="160"/>
+        <w:spacing w:after="120" w:line="276" w:lineRule="auto"/>
+        <w:jc w:val="left"/>
       </w:pPr>
       <w:r>
         <w:rPr>
-          <w:rFonts w:ascii="Arial" w:hAnsi="Arial"/>
+          <w:rFonts w:ascii="Arial" w:hAnsi="Arial" w:cs="Arial"/>
           <w:b w:val="0"/>
           <w:i w:val="0"/>
+          <w:color w:val="000000"/>
           <w:sz w:val="22"/>
         </w:rPr>
         <w:t>3. http://noop.nl/2009/11/choosing-authority-levels-for-team-members.html</w:t>
@@ -2534,614 +3442,8 @@
     <w:pPr>
       <w:pStyle w:val="Header"/>
     </w:pPr>
+    <w:r/>
   </w:p>
-  <w:tbl>
-    <w:tblPr>
-      <w:tblW w:type="auto" w:w="0"/>
-      <w:jc w:val="center"/>
-      <w:tblLook w:firstColumn="1" w:firstRow="1" w:lastColumn="0" w:lastRow="0" w:noHBand="0" w:noVBand="1" w:val="04A0"/>
-      <w:tblBorders>
-        <w:top w:val="single" w:sz="4" w:space="0" w:color="000000"/>
-        <w:left w:val="single" w:sz="4" w:space="0" w:color="000000"/>
-        <w:bottom w:val="single" w:sz="4" w:space="0" w:color="000000"/>
-        <w:right w:val="single" w:sz="4" w:space="0" w:color="000000"/>
-        <w:insideH w:val="single" w:sz="4" w:space="0" w:color="000000"/>
-        <w:insideV w:val="single" w:sz="4" w:space="0" w:color="000000"/>
-      </w:tblBorders>
-    </w:tblPr>
-    <w:tblGrid>
-      <w:gridCol w:w="3213"/>
-      <w:gridCol w:w="3213"/>
-      <w:gridCol w:w="3213"/>
-    </w:tblGrid>
-    <w:tr>
-      <w:tc>
-        <w:tcPr>
-          <w:tcW w:type="dxa" w:w="2551"/>
-          <w:vAlign w:val="center"/>
-          <w:tcMar>
-            <w:top w:w="40" w:type="dxa"/>
-            <w:bottom w:w="40" w:type="dxa"/>
-            <w:start w:w="80" w:type="dxa"/>
-            <w:end w:w="80" w:type="dxa"/>
-          </w:tcMar>
-        </w:tcPr>
-        <w:p>
-          <w:pPr>
-            <w:jc w:val="left"/>
-          </w:pPr>
-          <w:r>
-            <w:drawing>
-              <wp:inline xmlns:a="http://schemas.openxmlformats.org/drawingml/2006/main" xmlns:pic="http://schemas.openxmlformats.org/drawingml/2006/picture">
-                <wp:extent cx="885785" cy="1404000"/>
-                <wp:docPr id="1" name="Picture 1"/>
-                <wp:cNvGraphicFramePr>
-                  <a:graphicFrameLocks noChangeAspect="1"/>
-                </wp:cNvGraphicFramePr>
-                <a:graphic>
-                  <a:graphicData uri="http://schemas.openxmlformats.org/drawingml/2006/picture">
-                    <pic:pic>
-                      <pic:nvPicPr>
-                        <pic:cNvPr id="0" name="jpk-logo-official.png"/>
-                        <pic:cNvPicPr/>
-                      </pic:nvPicPr>
-                      <pic:blipFill>
-                        <a:blip r:embed="rId1"/>
-                        <a:stretch>
-                          <a:fillRect/>
-                        </a:stretch>
-                      </pic:blipFill>
-                      <pic:spPr>
-                        <a:xfrm>
-                          <a:off x="0" y="0"/>
-                          <a:ext cx="885785" cy="1404000"/>
-                        </a:xfrm>
-                        <a:prstGeom prst="rect"/>
-                      </pic:spPr>
-                    </pic:pic>
-                  </a:graphicData>
-                </a:graphic>
-              </wp:inline>
-            </w:drawing>
-          </w:r>
-        </w:p>
-      </w:tc>
-      <w:tc>
-        <w:tcPr>
-          <w:tcW w:type="dxa" w:w="2268"/>
-          <w:gridSpan w:val="2"/>
-          <w:tcMar>
-            <w:top w:w="40" w:type="dxa"/>
-            <w:bottom w:w="40" w:type="dxa"/>
-            <w:start w:w="80" w:type="dxa"/>
-            <w:end w:w="80" w:type="dxa"/>
-          </w:tcMar>
-          <w:tcMar>
-            <w:top w:w="40" w:type="dxa"/>
-            <w:bottom w:w="40" w:type="dxa"/>
-            <w:start w:w="80" w:type="dxa"/>
-            <w:end w:w="80" w:type="dxa"/>
-          </w:tcMar>
-        </w:tcPr>
-        <w:p>
-          <w:r/>
-          <w:r>
-            <w:rPr>
-              <w:rFonts w:ascii="Arial" w:hAnsi="Arial"/>
-              <w:b/>
-              <w:sz w:val="22"/>
-            </w:rPr>
-            <w:t>JABATAN PEMBANGUNAN KEMAHIRAN</w:t>
-          </w:r>
-        </w:p>
-        <w:p>
-          <w:r>
-            <w:rPr>
-              <w:rFonts w:ascii="Arial" w:hAnsi="Arial"/>
-              <w:b/>
-              <w:sz w:val="22"/>
-            </w:rPr>
-            <w:t>KEMENTERIAN SUMBER MANUSIA</w:t>
-          </w:r>
-        </w:p>
-        <w:p>
-          <w:r>
-            <w:rPr>
-              <w:rFonts w:ascii="Arial" w:hAnsi="Arial"/>
-              <w:b/>
-              <w:sz w:val="22"/>
-            </w:rPr>
-            <w:t>ARAS 7 &amp; 8 BLOK D4, KOMPLEK D</w:t>
-          </w:r>
-        </w:p>
-        <w:p>
-          <w:r>
-            <w:rPr>
-              <w:rFonts w:ascii="Arial" w:hAnsi="Arial"/>
-              <w:b/>
-              <w:sz w:val="22"/>
-            </w:rPr>
-            <w:t>PUSAT PENTADBIRAN KERAJAAN PERSEKUTUAN</w:t>
-          </w:r>
-        </w:p>
-        <w:p>
-          <w:r>
-            <w:rPr>
-              <w:rFonts w:ascii="Arial" w:hAnsi="Arial"/>
-              <w:b/>
-              <w:sz w:val="22"/>
-            </w:rPr>
-            <w:t>62530 PUTRAJAYA</w:t>
-          </w:r>
-        </w:p>
-        <w:p/>
-        <w:p>
-          <w:r>
-            <w:rPr>
-              <w:rFonts w:ascii="Arial" w:hAnsi="Arial"/>
-              <w:b/>
-              <w:sz w:val="40"/>
-            </w:rPr>
-            <w:t>KERTAS PENERANGAN</w:t>
-          </w:r>
-        </w:p>
-        <w:p>
-          <w:r>
-            <w:rPr>
-              <w:rFonts w:ascii="Arial" w:hAnsi="Arial"/>
-              <w:b/>
-              <w:sz w:val="24"/>
-            </w:rPr>
-            <w:t>(</w:t>
-          </w:r>
-          <w:r>
-            <w:rPr>
-              <w:rFonts w:ascii="Arial" w:hAnsi="Arial"/>
-              <w:b/>
-              <w:i/>
-              <w:sz w:val="24"/>
-            </w:rPr>
-            <w:t>INFORMATION SHEET</w:t>
-          </w:r>
-          <w:r>
-            <w:rPr>
-              <w:rFonts w:ascii="Arial" w:hAnsi="Arial"/>
-              <w:b/>
-              <w:sz w:val="24"/>
-            </w:rPr>
-            <w:t>)</w:t>
-          </w:r>
-        </w:p>
-      </w:tc>
-    </w:tr>
-    <w:tr>
-      <w:tc>
-        <w:tcPr>
-          <w:tcW w:type="dxa" w:w="2551"/>
-          <w:tcMar>
-            <w:top w:w="40" w:type="dxa"/>
-            <w:bottom w:w="40" w:type="dxa"/>
-            <w:start w:w="80" w:type="dxa"/>
-            <w:end w:w="80" w:type="dxa"/>
-          </w:tcMar>
-        </w:tcPr>
-        <w:p>
-          <w:r/>
-          <w:r>
-            <w:rPr>
-              <w:rFonts w:ascii="Arial" w:hAnsi="Arial"/>
-              <w:b/>
-              <w:sz w:val="22"/>
-            </w:rPr>
-            <w:t xml:space="preserve">KOD DAN NAMA PROGRAM / </w:t>
-          </w:r>
-          <w:r>
-            <w:rPr>
-              <w:rFonts w:ascii="Arial" w:hAnsi="Arial"/>
-              <w:b/>
-              <w:i/>
-              <w:sz w:val="22"/>
-            </w:rPr>
-            <w:t>PROGRAM'S CODE AND NAME</w:t>
-          </w:r>
-        </w:p>
-      </w:tc>
-      <w:tc>
-        <w:tcPr>
-          <w:tcW w:type="dxa" w:w="2268"/>
-          <w:gridSpan w:val="2"/>
-          <w:tcMar>
-            <w:top w:w="40" w:type="dxa"/>
-            <w:bottom w:w="40" w:type="dxa"/>
-            <w:start w:w="80" w:type="dxa"/>
-            <w:end w:w="80" w:type="dxa"/>
-          </w:tcMar>
-          <w:tcMar>
-            <w:top w:w="40" w:type="dxa"/>
-            <w:bottom w:w="40" w:type="dxa"/>
-            <w:start w:w="80" w:type="dxa"/>
-            <w:end w:w="80" w:type="dxa"/>
-          </w:tcMar>
-        </w:tcPr>
-        <w:p>
-          <w:r/>
-          <w:r>
-            <w:rPr>
-              <w:rFonts w:ascii="Arial" w:hAnsi="Arial"/>
-              <w:b/>
-              <w:i w:val="0"/>
-              <w:sz w:val="22"/>
-            </w:rPr>
-            <w:t>Z-009-2:2015 CORE ABILITIES (untuk program IT-072-3:2012 VIDEO / FILM (EDITING))</w:t>
-          </w:r>
-        </w:p>
-      </w:tc>
-    </w:tr>
-    <w:tr>
-      <w:tc>
-        <w:tcPr>
-          <w:tcW w:type="dxa" w:w="2551"/>
-          <w:tcMar>
-            <w:top w:w="40" w:type="dxa"/>
-            <w:bottom w:w="40" w:type="dxa"/>
-            <w:start w:w="80" w:type="dxa"/>
-            <w:end w:w="80" w:type="dxa"/>
-          </w:tcMar>
-        </w:tcPr>
-        <w:p>
-          <w:r/>
-          <w:r>
-            <w:rPr>
-              <w:rFonts w:ascii="Arial" w:hAnsi="Arial"/>
-              <w:b/>
-              <w:sz w:val="22"/>
-            </w:rPr>
-            <w:t xml:space="preserve">TAHAP / </w:t>
-          </w:r>
-          <w:r>
-            <w:rPr>
-              <w:rFonts w:ascii="Arial" w:hAnsi="Arial"/>
-              <w:b/>
-              <w:i/>
-              <w:sz w:val="22"/>
-            </w:rPr>
-            <w:t>LEVEL</w:t>
-          </w:r>
-        </w:p>
-      </w:tc>
-      <w:tc>
-        <w:tcPr>
-          <w:tcW w:type="dxa" w:w="2268"/>
-          <w:gridSpan w:val="2"/>
-          <w:tcMar>
-            <w:top w:w="40" w:type="dxa"/>
-            <w:bottom w:w="40" w:type="dxa"/>
-            <w:start w:w="80" w:type="dxa"/>
-            <w:end w:w="80" w:type="dxa"/>
-          </w:tcMar>
-          <w:tcMar>
-            <w:top w:w="40" w:type="dxa"/>
-            <w:bottom w:w="40" w:type="dxa"/>
-            <w:start w:w="80" w:type="dxa"/>
-            <w:end w:w="80" w:type="dxa"/>
-          </w:tcMar>
-        </w:tcPr>
-        <w:p>
-          <w:r/>
-          <w:r>
-            <w:rPr>
-              <w:rFonts w:ascii="Arial" w:hAnsi="Arial"/>
-              <w:b/>
-              <w:i w:val="0"/>
-              <w:sz w:val="22"/>
-            </w:rPr>
-            <w:t>2 (DUA)</w:t>
-          </w:r>
-        </w:p>
-      </w:tc>
-    </w:tr>
-    <w:tr>
-      <w:tc>
-        <w:tcPr>
-          <w:tcW w:type="dxa" w:w="2551"/>
-          <w:tcMar>
-            <w:top w:w="40" w:type="dxa"/>
-            <w:bottom w:w="40" w:type="dxa"/>
-            <w:start w:w="80" w:type="dxa"/>
-            <w:end w:w="80" w:type="dxa"/>
-          </w:tcMar>
-        </w:tcPr>
-        <w:p>
-          <w:r/>
-          <w:r>
-            <w:rPr>
-              <w:rFonts w:ascii="Arial" w:hAnsi="Arial"/>
-              <w:b/>
-              <w:sz w:val="22"/>
-            </w:rPr>
-            <w:t xml:space="preserve">NO. DAN TAJUK KEBOLEHAN TERAS / </w:t>
-          </w:r>
-          <w:r>
-            <w:rPr>
-              <w:rFonts w:ascii="Arial" w:hAnsi="Arial"/>
-              <w:b/>
-              <w:i/>
-              <w:sz w:val="22"/>
-            </w:rPr>
-            <w:t>CORE ABILITY NO. AND TITLE</w:t>
-          </w:r>
-        </w:p>
-      </w:tc>
-      <w:tc>
-        <w:tcPr>
-          <w:tcW w:type="dxa" w:w="2268"/>
-          <w:gridSpan w:val="2"/>
-          <w:tcMar>
-            <w:top w:w="40" w:type="dxa"/>
-            <w:bottom w:w="40" w:type="dxa"/>
-            <w:start w:w="80" w:type="dxa"/>
-            <w:end w:w="80" w:type="dxa"/>
-          </w:tcMar>
-          <w:tcMar>
-            <w:top w:w="40" w:type="dxa"/>
-            <w:bottom w:w="40" w:type="dxa"/>
-            <w:start w:w="80" w:type="dxa"/>
-            <w:end w:w="80" w:type="dxa"/>
-          </w:tcMar>
-        </w:tcPr>
-        <w:p>
-          <w:r/>
-          <w:r>
-            <w:rPr>
-              <w:rFonts w:ascii="Arial" w:hAnsi="Arial"/>
-              <w:b/>
-              <w:i w:val="0"/>
-              <w:sz w:val="22"/>
-            </w:rPr>
-            <w:t>CA03 TINGKAH LAKU BUDAYA TEMPAT KERJA (WORK PLACE CULTURE BEHAVIOR)</w:t>
-          </w:r>
-        </w:p>
-      </w:tc>
-    </w:tr>
-    <w:tr>
-      <w:tc>
-        <w:tcPr>
-          <w:tcW w:type="dxa" w:w="2551"/>
-          <w:tcMar>
-            <w:top w:w="40" w:type="dxa"/>
-            <w:bottom w:w="40" w:type="dxa"/>
-            <w:start w:w="80" w:type="dxa"/>
-            <w:end w:w="80" w:type="dxa"/>
-          </w:tcMar>
-        </w:tcPr>
-        <w:p>
-          <w:r/>
-          <w:r>
-            <w:rPr>
-              <w:rFonts w:ascii="Arial" w:hAnsi="Arial"/>
-              <w:b/>
-              <w:sz w:val="22"/>
-            </w:rPr>
-            <w:t xml:space="preserve">NO. DAN PENYATAAN KEBOLEHAN / </w:t>
-          </w:r>
-          <w:r>
-            <w:rPr>
-              <w:rFonts w:ascii="Arial" w:hAnsi="Arial"/>
-              <w:b/>
-              <w:i/>
-              <w:sz w:val="22"/>
-            </w:rPr>
-            <w:t>ABILITY NO. AND STATEMENT</w:t>
-          </w:r>
-        </w:p>
-      </w:tc>
-      <w:tc>
-        <w:tcPr>
-          <w:tcW w:type="dxa" w:w="2268"/>
-          <w:gridSpan w:val="2"/>
-          <w:tcMar>
-            <w:top w:w="40" w:type="dxa"/>
-            <w:bottom w:w="40" w:type="dxa"/>
-            <w:start w:w="80" w:type="dxa"/>
-            <w:end w:w="80" w:type="dxa"/>
-          </w:tcMar>
-          <w:tcMar>
-            <w:top w:w="40" w:type="dxa"/>
-            <w:bottom w:w="40" w:type="dxa"/>
-            <w:start w:w="80" w:type="dxa"/>
-            <w:end w:w="80" w:type="dxa"/>
-          </w:tcMar>
-        </w:tcPr>
-        <w:p>
-          <w:r/>
-          <w:r>
-            <w:rPr>
-              <w:rFonts w:ascii="Arial" w:hAnsi="Arial"/>
-              <w:b/>
-              <w:i w:val="0"/>
-              <w:sz w:val="22"/>
-            </w:rPr>
-            <w:t>03.02 BERTINDAK BALAS SECARA SESUAI TERHADAP SITUASI LUAR BIASA (RESPOND APPROPRIATELY TO UNUSUAL SITUATION)</w:t>
-          </w:r>
-        </w:p>
-      </w:tc>
-    </w:tr>
-    <w:tr>
-      <w:tc>
-        <w:tcPr>
-          <w:tcW w:type="dxa" w:w="2551"/>
-          <w:tcMar>
-            <w:top w:w="40" w:type="dxa"/>
-            <w:bottom w:w="40" w:type="dxa"/>
-            <w:start w:w="80" w:type="dxa"/>
-            <w:end w:w="80" w:type="dxa"/>
-          </w:tcMar>
-        </w:tcPr>
-        <w:p>
-          <w:r/>
-          <w:r>
-            <w:rPr>
-              <w:rFonts w:ascii="Arial" w:hAnsi="Arial"/>
-              <w:b/>
-              <w:sz w:val="22"/>
-            </w:rPr>
-            <w:t xml:space="preserve">NO. KOD / </w:t>
-          </w:r>
-          <w:r>
-            <w:rPr>
-              <w:rFonts w:ascii="Arial" w:hAnsi="Arial"/>
-              <w:b/>
-              <w:i/>
-              <w:sz w:val="22"/>
-            </w:rPr>
-            <w:t>CODE NO.</w:t>
-          </w:r>
-        </w:p>
-      </w:tc>
-      <w:tc>
-        <w:tcPr>
-          <w:tcW w:type="dxa" w:w="4819"/>
-          <w:tcMar>
-            <w:top w:w="40" w:type="dxa"/>
-            <w:bottom w:w="40" w:type="dxa"/>
-            <w:start w:w="80" w:type="dxa"/>
-            <w:end w:w="80" w:type="dxa"/>
-          </w:tcMar>
-        </w:tcPr>
-        <w:p>
-          <w:r/>
-          <w:r>
-            <w:rPr>
-              <w:rFonts w:ascii="Arial" w:hAnsi="Arial"/>
-              <w:b/>
-              <w:i w:val="0"/>
-              <w:sz w:val="22"/>
-            </w:rPr>
-            <w:t>Z-009-2:2015-M03/P(2/3)</w:t>
-          </w:r>
-        </w:p>
-      </w:tc>
-      <w:tc>
-        <w:tcPr>
-          <w:tcW w:type="dxa" w:w="2268"/>
-          <w:tcMar>
-            <w:top w:w="40" w:type="dxa"/>
-            <w:bottom w:w="40" w:type="dxa"/>
-            <w:start w:w="80" w:type="dxa"/>
-            <w:end w:w="80" w:type="dxa"/>
-          </w:tcMar>
-        </w:tcPr>
-        <w:p>
-          <w:r/>
-          <w:r>
-            <w:rPr>
-              <w:rFonts w:ascii="Arial" w:hAnsi="Arial"/>
-              <w:b/>
-              <w:sz w:val="22"/>
-            </w:rPr>
-            <w:t xml:space="preserve">Mukasurat / </w:t>
-          </w:r>
-          <w:r>
-            <w:rPr>
-              <w:rFonts w:ascii="Arial" w:hAnsi="Arial"/>
-              <w:b/>
-              <w:i/>
-              <w:sz w:val="22"/>
-            </w:rPr>
-            <w:t>Page</w:t>
-          </w:r>
-          <w:r>
-            <w:rPr>
-              <w:rFonts w:ascii="Arial" w:hAnsi="Arial"/>
-              <w:b/>
-              <w:sz w:val="22"/>
-            </w:rPr>
-            <w:t xml:space="preserve"> : </w:t>
-          </w:r>
-          <w:r>
-            <w:rPr>
-              <w:rFonts w:ascii="Arial" w:hAnsi="Arial"/>
-              <w:b/>
-              <w:sz w:val="22"/>
-            </w:rPr>
-            <w:fldChar w:fldCharType="begin"/>
-            <w:instrText xml:space="preserve">PAGE</w:instrText>
-            <w:fldChar w:fldCharType="separate"/>
-            <w:t>1</w:t>
-            <w:fldChar w:fldCharType="end"/>
-          </w:r>
-        </w:p>
-        <w:p>
-          <w:r>
-            <w:rPr>
-              <w:rFonts w:ascii="Arial" w:hAnsi="Arial"/>
-              <w:b/>
-              <w:sz w:val="22"/>
-            </w:rPr>
-            <w:t xml:space="preserve">Drpd / </w:t>
-          </w:r>
-          <w:r>
-            <w:rPr>
-              <w:rFonts w:ascii="Arial" w:hAnsi="Arial"/>
-              <w:b/>
-              <w:i/>
-              <w:sz w:val="22"/>
-            </w:rPr>
-            <w:t>of</w:t>
-          </w:r>
-          <w:r>
-            <w:rPr>
-              <w:rFonts w:ascii="Arial" w:hAnsi="Arial"/>
-              <w:b/>
-              <w:sz w:val="22"/>
-            </w:rPr>
-            <w:t xml:space="preserve"> : </w:t>
-          </w:r>
-          <w:r>
-            <w:rPr>
-              <w:rFonts w:ascii="Arial" w:hAnsi="Arial"/>
-              <w:b/>
-              <w:sz w:val="22"/>
-            </w:rPr>
-            <w:fldChar w:fldCharType="begin"/>
-            <w:instrText xml:space="preserve">NUMPAGES</w:instrText>
-            <w:fldChar w:fldCharType="separate"/>
-            <w:t>1</w:t>
-            <w:fldChar w:fldCharType="end"/>
-          </w:r>
-        </w:p>
-      </w:tc>
-    </w:tr>
-    <w:tr>
-      <w:tc>
-        <w:tcPr>
-          <w:tcW w:type="dxa" w:w="2268"/>
-          <w:gridSpan w:val="3"/>
-          <w:tcMar>
-            <w:top w:w="40" w:type="dxa"/>
-            <w:bottom w:w="40" w:type="dxa"/>
-            <w:start w:w="80" w:type="dxa"/>
-            <w:end w:w="80" w:type="dxa"/>
-          </w:tcMar>
-          <w:tcMar>
-            <w:top w:w="40" w:type="dxa"/>
-            <w:bottom w:w="40" w:type="dxa"/>
-            <w:start w:w="80" w:type="dxa"/>
-            <w:end w:w="80" w:type="dxa"/>
-          </w:tcMar>
-          <w:tcMar>
-            <w:top w:w="40" w:type="dxa"/>
-            <w:bottom w:w="40" w:type="dxa"/>
-            <w:start w:w="80" w:type="dxa"/>
-            <w:end w:w="80" w:type="dxa"/>
-          </w:tcMar>
-        </w:tcPr>
-        <w:p>
-          <w:r/>
-        </w:p>
-      </w:tc>
-    </w:tr>
-  </w:tbl>
 </w:hdr>
 </file>
 
